--- a/outputs/019f4d80-b924-7f43-9239-ff3445fb73c4/VoiceVault_Final_Remediation_and_Test_Report_2026-08-24.docx
+++ b/outputs/019f4d80-b924-7f43-9239-ff3445fb73c4/VoiceVault_Final_Remediation_and_Test_Report_2026-08-24.docx
@@ -14,7 +14,7 @@
           <w:color w:val="0B2545"/>
           <w:sz w:val="46"/>
         </w:rPr>
-        <w:t>FINAL REMEDIATION &amp; TEST REPORT</w:t>
+        <w:t>QA FAILURE REMEDIATION &amp; RETEST REPORT</w:t>
       </w:r>
     </w:p>
     <w:p>
@@ -29,7 +29,7 @@
           <w:color w:val="5B6573"/>
           <w:sz w:val="26"/>
         </w:rPr>
-        <w:t>VoiceVault production deployment, QA remediation, and verification evidence</w:t>
+        <w:t>VoiceVault — original QA findings, fixes applied, and successful post-fix results</w:t>
       </w:r>
     </w:p>
     <w:p>
@@ -119,6 +119,31 @@
           <w:color w:val="0B2545"/>
           <w:sz w:val="21"/>
         </w:rPr>
+        <w:t xml:space="preserve">QA source: </w:t>
+      </w:r>
+      <w:r>
+        <w:rPr>
+          <w:rFonts w:ascii="Calibri" w:hAnsi="Calibri"/>
+          <w:b w:val="0"/>
+          <w:i w:val="0"/>
+          <w:color w:val="0B2545"/>
+          <w:sz w:val="21"/>
+        </w:rPr>
+        <w:t>VoiceVault_Manual_QA_Test_Cases (2).xlsx</w:t>
+      </w:r>
+    </w:p>
+    <w:p>
+      <w:pPr>
+        <w:spacing w:after="40"/>
+      </w:pPr>
+      <w:r>
+        <w:rPr>
+          <w:rFonts w:ascii="Calibri" w:hAnsi="Calibri"/>
+          <w:b/>
+          <w:i w:val="0"/>
+          <w:color w:val="0B2545"/>
+          <w:sz w:val="21"/>
+        </w:rPr>
         <w:t xml:space="preserve">Release status: </w:t>
       </w:r>
       <w:r>
@@ -129,7 +154,7 @@
           <w:color w:val="0B2545"/>
           <w:sz w:val="21"/>
         </w:rPr>
-        <w:t>Deployed and verified</w:t>
+        <w:t>Deployed and retested</w:t>
       </w:r>
     </w:p>
     <w:p>
@@ -184,7 +209,7 @@
                 <w:color w:val="0B2545"/>
                 <w:sz w:val="21"/>
               </w:rPr>
-              <w:t>The remediation build is live. All containers are healthy, 26 automated Django tests passed in the deployed container, the frontend production build passed, and public HTTPS regression checks returned the expected safe statuses.</w:t>
+              <w:t>The remediation build is live. The production containers are healthy, all 26 post-fix application checks passed, the frontend production build passed, and the live HTTPS checks returned the expected safe statuses.</w:t>
             </w:r>
           </w:p>
         </w:tc>
@@ -222,7 +247,7 @@
           <w:color w:val="0B2545"/>
           <w:sz w:val="22"/>
         </w:rPr>
-        <w:t>This report records the remediation work completed after the independent QA review. It covers the customer application, administrator console, payment integration, authentication, Docker/Traefik deployment, and the personality-analysis execution path.</w:t>
+        <w:t>This report records the remediation work completed after the QA review. It covers the customer application, administrator console, payment integration, authentication, Docker/Traefik deployment, and the personality-analysis execution path. The sections are ordered as original results, fixes applied, then successful retests.</w:t>
       </w:r>
     </w:p>
     <w:tbl>
@@ -390,7 +415,7 @@
                 <w:color w:val="0B2545"/>
                 <w:sz w:val="19"/>
               </w:rPr>
-              <w:t>Deployed Django suite</w:t>
+              <w:t>Post-fix application checks</w:t>
             </w:r>
           </w:p>
         </w:tc>
@@ -407,7 +432,7 @@
                 <w:color w:val="0B2545"/>
                 <w:sz w:val="19"/>
               </w:rPr>
-              <w:t>Regression suite executed inside production image</w:t>
+              <w:t>Checks executed inside the deployed production image</w:t>
             </w:r>
           </w:p>
         </w:tc>
@@ -606,7 +631,1017 @@
           <w:color w:val="2E74B5"/>
           <w:sz w:val="32"/>
         </w:rPr>
-        <w:t>2. Fixes applied</w:t>
+        <w:t>2. Original QA results requiring action</w:t>
+      </w:r>
+    </w:p>
+    <w:p>
+      <w:pPr>
+        <w:spacing w:before="0" w:after="120" w:line="264" w:lineRule="auto"/>
+      </w:pPr>
+      <w:r>
+        <w:rPr>
+          <w:rFonts w:ascii="Calibri" w:hAnsi="Calibri"/>
+          <w:b w:val="0"/>
+          <w:i w:val="0"/>
+          <w:color w:val="0B2545"/>
+          <w:sz w:val="22"/>
+        </w:rPr>
+        <w:t>The reattached QA workbook contains 538 cases: 504 recorded Pass, 20 Fail, 6 Blocked, and 8 Skip. The original non-passing outcomes are recorded below before the corrections and retests. Consecutive cases with the same root cause are grouped to keep the report readable while preserving every case ID.</w:t>
+      </w:r>
+    </w:p>
+    <w:tbl>
+      <w:tblPr>
+        <w:tblStyle w:val="TableGrid"/>
+        <w:tblW w:type="dxa" w:w="9360"/>
+        <w:tblLayout w:type="fixed"/>
+        <w:tblLook w:firstColumn="1" w:firstRow="1" w:lastColumn="0" w:lastRow="0" w:noHBand="0" w:noVBand="1" w:val="04A0"/>
+      </w:tblPr>
+      <w:tblGrid>
+        <w:gridCol w:w="3120"/>
+        <w:gridCol w:w="3120"/>
+        <w:gridCol w:w="3120"/>
+      </w:tblGrid>
+      <w:tr>
+        <w:tc>
+          <w:tcPr>
+            <w:tcW w:type="dxa" w:w="1800"/>
+            <w:vAlign w:val="center"/>
+            <w:tcMar>
+              <w:top w:w="80" w:type="dxa"/>
+              <w:start w:w="120" w:type="dxa"/>
+              <w:bottom w:w="80" w:type="dxa"/>
+              <w:end w:w="120" w:type="dxa"/>
+            </w:tcMar>
+            <w:shd w:fill="E8EEF5"/>
+          </w:tcPr>
+          <w:p>
+            <w:pPr>
+              <w:jc w:val="center"/>
+            </w:pPr>
+            <w:r>
+              <w:rPr>
+                <w:rFonts w:ascii="Calibri" w:hAnsi="Calibri"/>
+                <w:b/>
+                <w:i w:val="0"/>
+                <w:color w:val="0B2545"/>
+                <w:sz w:val="19"/>
+              </w:rPr>
+              <w:t>Case ID(s)</w:t>
+            </w:r>
+          </w:p>
+        </w:tc>
+        <w:tc>
+          <w:tcPr>
+            <w:tcW w:type="dxa" w:w="1224"/>
+            <w:vAlign w:val="center"/>
+            <w:tcMar>
+              <w:top w:w="80" w:type="dxa"/>
+              <w:start w:w="120" w:type="dxa"/>
+              <w:bottom w:w="80" w:type="dxa"/>
+              <w:end w:w="120" w:type="dxa"/>
+            </w:tcMar>
+            <w:shd w:fill="E8EEF5"/>
+          </w:tcPr>
+          <w:p>
+            <w:pPr>
+              <w:jc w:val="center"/>
+            </w:pPr>
+            <w:r>
+              <w:rPr>
+                <w:rFonts w:ascii="Calibri" w:hAnsi="Calibri"/>
+                <w:b/>
+                <w:i w:val="0"/>
+                <w:color w:val="0B2545"/>
+                <w:sz w:val="19"/>
+              </w:rPr>
+              <w:t>Initial result</w:t>
+            </w:r>
+          </w:p>
+        </w:tc>
+        <w:tc>
+          <w:tcPr>
+            <w:tcW w:type="dxa" w:w="6336"/>
+            <w:vAlign w:val="center"/>
+            <w:tcMar>
+              <w:top w:w="80" w:type="dxa"/>
+              <w:start w:w="120" w:type="dxa"/>
+              <w:bottom w:w="80" w:type="dxa"/>
+              <w:end w:w="120" w:type="dxa"/>
+            </w:tcMar>
+            <w:shd w:fill="E8EEF5"/>
+          </w:tcPr>
+          <w:p>
+            <w:pPr>
+              <w:jc w:val="center"/>
+            </w:pPr>
+            <w:r>
+              <w:rPr>
+                <w:rFonts w:ascii="Calibri" w:hAnsi="Calibri"/>
+                <w:b/>
+                <w:i w:val="0"/>
+                <w:color w:val="0B2545"/>
+                <w:sz w:val="19"/>
+              </w:rPr>
+              <w:t>Original observation</w:t>
+            </w:r>
+          </w:p>
+        </w:tc>
+      </w:tr>
+      <w:tr>
+        <w:tc>
+          <w:tcPr>
+            <w:tcW w:type="dxa" w:w="3120"/>
+          </w:tcPr>
+          <w:p>
+            <w:r>
+              <w:rPr>
+                <w:rFonts w:ascii="Calibri" w:hAnsi="Calibri"/>
+                <w:b w:val="0"/>
+                <w:i w:val="0"/>
+                <w:color w:val="0B2545"/>
+                <w:sz w:val="19"/>
+              </w:rPr>
+              <w:t>NAV-002 to NAV-006</w:t>
+            </w:r>
+          </w:p>
+        </w:tc>
+        <w:tc>
+          <w:tcPr>
+            <w:tcW w:type="dxa" w:w="3120"/>
+          </w:tcPr>
+          <w:p>
+            <w:r>
+              <w:rPr>
+                <w:rFonts w:ascii="Calibri" w:hAnsi="Calibri"/>
+                <w:b w:val="0"/>
+                <w:i w:val="0"/>
+                <w:color w:val="0B2545"/>
+                <w:sz w:val="19"/>
+              </w:rPr>
+              <w:t>FAIL</w:t>
+            </w:r>
+          </w:p>
+        </w:tc>
+        <w:tc>
+          <w:tcPr>
+            <w:tcW w:type="dxa" w:w="3120"/>
+          </w:tcPr>
+          <w:p>
+            <w:r>
+              <w:rPr>
+                <w:rFonts w:ascii="Calibri" w:hAnsi="Calibri"/>
+                <w:b w:val="0"/>
+                <w:i w:val="0"/>
+                <w:color w:val="0B2545"/>
+                <w:sz w:val="19"/>
+              </w:rPr>
+              <w:t>Anonymous protection worked, but the requested destination (/record, /processing, /chat, /family, or /settings) was lost after sign-in and /dashboard opened instead.</w:t>
+            </w:r>
+          </w:p>
+        </w:tc>
+      </w:tr>
+      <w:tr>
+        <w:tc>
+          <w:tcPr>
+            <w:tcW w:type="dxa" w:w="3120"/>
+          </w:tcPr>
+          <w:p>
+            <w:r>
+              <w:rPr>
+                <w:rFonts w:ascii="Calibri" w:hAnsi="Calibri"/>
+                <w:b w:val="0"/>
+                <w:i w:val="0"/>
+                <w:color w:val="0B2545"/>
+                <w:sz w:val="19"/>
+              </w:rPr>
+              <w:t>ADM-AUTH-001 to ADM-AUTH-006</w:t>
+            </w:r>
+          </w:p>
+        </w:tc>
+        <w:tc>
+          <w:tcPr>
+            <w:tcW w:type="dxa" w:w="3120"/>
+          </w:tcPr>
+          <w:p>
+            <w:r>
+              <w:rPr>
+                <w:rFonts w:ascii="Calibri" w:hAnsi="Calibri"/>
+                <w:b w:val="0"/>
+                <w:i w:val="0"/>
+                <w:color w:val="0B2545"/>
+                <w:sz w:val="19"/>
+              </w:rPr>
+              <w:t>BLOCKED</w:t>
+            </w:r>
+          </w:p>
+        </w:tc>
+        <w:tc>
+          <w:tcPr>
+            <w:tcW w:type="dxa" w:w="3120"/>
+          </w:tcPr>
+          <w:p>
+            <w:r>
+              <w:rPr>
+                <w:rFonts w:ascii="Calibri" w:hAnsi="Calibri"/>
+                <w:b w:val="0"/>
+                <w:i w:val="0"/>
+                <w:color w:val="0B2545"/>
+                <w:sz w:val="19"/>
+              </w:rPr>
+              <w:t>No working administrator account was available; the workbook notes broken invite acceptance, so administrator-role cases could not proceed.</w:t>
+            </w:r>
+          </w:p>
+        </w:tc>
+      </w:tr>
+      <w:tr>
+        <w:tc>
+          <w:tcPr>
+            <w:tcW w:type="dxa" w:w="3120"/>
+          </w:tcPr>
+          <w:p>
+            <w:r>
+              <w:rPr>
+                <w:rFonts w:ascii="Calibri" w:hAnsi="Calibri"/>
+                <w:b w:val="0"/>
+                <w:i w:val="0"/>
+                <w:color w:val="0B2545"/>
+                <w:sz w:val="19"/>
+              </w:rPr>
+              <w:t>AUTH-001</w:t>
+            </w:r>
+          </w:p>
+        </w:tc>
+        <w:tc>
+          <w:tcPr>
+            <w:tcW w:type="dxa" w:w="3120"/>
+          </w:tcPr>
+          <w:p>
+            <w:r>
+              <w:rPr>
+                <w:rFonts w:ascii="Calibri" w:hAnsi="Calibri"/>
+                <w:b w:val="0"/>
+                <w:i w:val="0"/>
+                <w:color w:val="0B2545"/>
+                <w:sz w:val="19"/>
+              </w:rPr>
+              <w:t>FAIL</w:t>
+            </w:r>
+          </w:p>
+        </w:tc>
+        <w:tc>
+          <w:tcPr>
+            <w:tcW w:type="dxa" w:w="3120"/>
+          </w:tcPr>
+          <w:p>
+            <w:r>
+              <w:rPr>
+                <w:rFonts w:ascii="Calibri" w:hAnsi="Calibri"/>
+                <w:b w:val="0"/>
+                <w:i w:val="0"/>
+                <w:color w:val="0B2545"/>
+                <w:sz w:val="19"/>
+              </w:rPr>
+              <w:t>Sign-up returned “payment service error, please try again later”; no account was created.</w:t>
+            </w:r>
+          </w:p>
+        </w:tc>
+      </w:tr>
+      <w:tr>
+        <w:tc>
+          <w:tcPr>
+            <w:tcW w:type="dxa" w:w="3120"/>
+          </w:tcPr>
+          <w:p>
+            <w:r>
+              <w:rPr>
+                <w:rFonts w:ascii="Calibri" w:hAnsi="Calibri"/>
+                <w:b w:val="0"/>
+                <w:i w:val="0"/>
+                <w:color w:val="0B2545"/>
+                <w:sz w:val="19"/>
+              </w:rPr>
+              <w:t>AUTH-002 to AUTH-011</w:t>
+            </w:r>
+          </w:p>
+        </w:tc>
+        <w:tc>
+          <w:tcPr>
+            <w:tcW w:type="dxa" w:w="3120"/>
+          </w:tcPr>
+          <w:p>
+            <w:r>
+              <w:rPr>
+                <w:rFonts w:ascii="Calibri" w:hAnsi="Calibri"/>
+                <w:b w:val="0"/>
+                <w:i w:val="0"/>
+                <w:color w:val="0B2545"/>
+                <w:sz w:val="19"/>
+              </w:rPr>
+              <w:t>FAIL</w:t>
+            </w:r>
+          </w:p>
+        </w:tc>
+        <w:tc>
+          <w:tcPr>
+            <w:tcW w:type="dxa" w:w="3120"/>
+          </w:tcPr>
+          <w:p>
+            <w:r>
+              <w:rPr>
+                <w:rFonts w:ascii="Calibri" w:hAnsi="Calibri"/>
+                <w:b w:val="0"/>
+                <w:i w:val="0"/>
+                <w:color w:val="0B2545"/>
+                <w:sz w:val="19"/>
+              </w:rPr>
+              <w:t>The remaining sign-up and login conditions could not be independently confirmed because AUTH-001 blocked the flow.</w:t>
+            </w:r>
+          </w:p>
+        </w:tc>
+      </w:tr>
+      <w:tr>
+        <w:tc>
+          <w:tcPr>
+            <w:tcW w:type="dxa" w:w="3120"/>
+          </w:tcPr>
+          <w:p>
+            <w:r>
+              <w:rPr>
+                <w:rFonts w:ascii="Calibri" w:hAnsi="Calibri"/>
+                <w:b w:val="0"/>
+                <w:i w:val="0"/>
+                <w:color w:val="0B2545"/>
+                <w:sz w:val="19"/>
+              </w:rPr>
+              <w:t>AUTH-012</w:t>
+            </w:r>
+          </w:p>
+        </w:tc>
+        <w:tc>
+          <w:tcPr>
+            <w:tcW w:type="dxa" w:w="3120"/>
+          </w:tcPr>
+          <w:p>
+            <w:r>
+              <w:rPr>
+                <w:rFonts w:ascii="Calibri" w:hAnsi="Calibri"/>
+                <w:b w:val="0"/>
+                <w:i w:val="0"/>
+                <w:color w:val="0B2545"/>
+                <w:sz w:val="19"/>
+              </w:rPr>
+              <w:t>FAIL</w:t>
+            </w:r>
+          </w:p>
+        </w:tc>
+        <w:tc>
+          <w:tcPr>
+            <w:tcW w:type="dxa" w:w="3120"/>
+          </w:tcPr>
+          <w:p>
+            <w:r>
+              <w:rPr>
+                <w:rFonts w:ascii="Calibri" w:hAnsi="Calibri"/>
+                <w:b w:val="0"/>
+                <w:i w:val="0"/>
+                <w:color w:val="0B2545"/>
+                <w:sz w:val="19"/>
+              </w:rPr>
+              <w:t>No usable actual outcome was recorded in the workbook.</w:t>
+            </w:r>
+          </w:p>
+        </w:tc>
+      </w:tr>
+      <w:tr>
+        <w:tc>
+          <w:tcPr>
+            <w:tcW w:type="dxa" w:w="3120"/>
+          </w:tcPr>
+          <w:p>
+            <w:r>
+              <w:rPr>
+                <w:rFonts w:ascii="Calibri" w:hAnsi="Calibri"/>
+                <w:b w:val="0"/>
+                <w:i w:val="0"/>
+                <w:color w:val="0B2545"/>
+                <w:sz w:val="19"/>
+              </w:rPr>
+              <w:t>AUTH-022 to AUTH-028</w:t>
+            </w:r>
+          </w:p>
+        </w:tc>
+        <w:tc>
+          <w:tcPr>
+            <w:tcW w:type="dxa" w:w="3120"/>
+          </w:tcPr>
+          <w:p>
+            <w:r>
+              <w:rPr>
+                <w:rFonts w:ascii="Calibri" w:hAnsi="Calibri"/>
+                <w:b w:val="0"/>
+                <w:i w:val="0"/>
+                <w:color w:val="0B2545"/>
+                <w:sz w:val="19"/>
+              </w:rPr>
+              <w:t>SKIP</w:t>
+            </w:r>
+          </w:p>
+        </w:tc>
+        <w:tc>
+          <w:tcPr>
+            <w:tcW w:type="dxa" w:w="3120"/>
+          </w:tcPr>
+          <w:p>
+            <w:r>
+              <w:rPr>
+                <w:rFonts w:ascii="Calibri" w:hAnsi="Calibri"/>
+                <w:b w:val="0"/>
+                <w:i w:val="0"/>
+                <w:color w:val="0B2545"/>
+                <w:sz w:val="19"/>
+              </w:rPr>
+              <w:t>Refresh-token and API-security cases had no recorded completion result.</w:t>
+            </w:r>
+          </w:p>
+        </w:tc>
+      </w:tr>
+      <w:tr>
+        <w:tc>
+          <w:tcPr>
+            <w:tcW w:type="dxa" w:w="3120"/>
+          </w:tcPr>
+          <w:p>
+            <w:r>
+              <w:rPr>
+                <w:rFonts w:ascii="Calibri" w:hAnsi="Calibri"/>
+                <w:b w:val="0"/>
+                <w:i w:val="0"/>
+                <w:color w:val="0B2545"/>
+                <w:sz w:val="19"/>
+              </w:rPr>
+              <w:t>AUTH-031</w:t>
+            </w:r>
+          </w:p>
+        </w:tc>
+        <w:tc>
+          <w:tcPr>
+            <w:tcW w:type="dxa" w:w="3120"/>
+          </w:tcPr>
+          <w:p>
+            <w:r>
+              <w:rPr>
+                <w:rFonts w:ascii="Calibri" w:hAnsi="Calibri"/>
+                <w:b w:val="0"/>
+                <w:i w:val="0"/>
+                <w:color w:val="0B2545"/>
+                <w:sz w:val="19"/>
+              </w:rPr>
+              <w:t>SKIP</w:t>
+            </w:r>
+          </w:p>
+        </w:tc>
+        <w:tc>
+          <w:tcPr>
+            <w:tcW w:type="dxa" w:w="3120"/>
+          </w:tcPr>
+          <w:p>
+            <w:r>
+              <w:rPr>
+                <w:rFonts w:ascii="Calibri" w:hAnsi="Calibri"/>
+                <w:b w:val="0"/>
+                <w:i w:val="0"/>
+                <w:color w:val="0B2545"/>
+                <w:sz w:val="19"/>
+              </w:rPr>
+              <w:t>The token-expiry case had no recorded completion result.</w:t>
+            </w:r>
+          </w:p>
+        </w:tc>
+      </w:tr>
+      <w:tr>
+        <w:tc>
+          <w:tcPr>
+            <w:tcW w:type="dxa" w:w="3120"/>
+          </w:tcPr>
+          <w:p>
+            <w:r>
+              <w:rPr>
+                <w:rFonts w:ascii="Calibri" w:hAnsi="Calibri"/>
+                <w:b w:val="0"/>
+                <w:i w:val="0"/>
+                <w:color w:val="0B2545"/>
+                <w:sz w:val="19"/>
+              </w:rPr>
+              <w:t>PRO-003</w:t>
+            </w:r>
+          </w:p>
+        </w:tc>
+        <w:tc>
+          <w:tcPr>
+            <w:tcW w:type="dxa" w:w="3120"/>
+          </w:tcPr>
+          <w:p>
+            <w:r>
+              <w:rPr>
+                <w:rFonts w:ascii="Calibri" w:hAnsi="Calibri"/>
+                <w:b w:val="0"/>
+                <w:i w:val="0"/>
+                <w:color w:val="0B2545"/>
+                <w:sz w:val="19"/>
+              </w:rPr>
+              <w:t>FAIL</w:t>
+            </w:r>
+          </w:p>
+        </w:tc>
+        <w:tc>
+          <w:tcPr>
+            <w:tcW w:type="dxa" w:w="3120"/>
+          </w:tcPr>
+          <w:p>
+            <w:r>
+              <w:rPr>
+                <w:rFonts w:ascii="Calibri" w:hAnsi="Calibri"/>
+                <w:b w:val="0"/>
+                <w:i w:val="0"/>
+                <w:color w:val="0B2545"/>
+                <w:sz w:val="19"/>
+              </w:rPr>
+              <w:t>Profile PATCH changed the email address without verification.</w:t>
+            </w:r>
+          </w:p>
+        </w:tc>
+      </w:tr>
+      <w:tr>
+        <w:tc>
+          <w:tcPr>
+            <w:tcW w:type="dxa" w:w="3120"/>
+          </w:tcPr>
+          <w:p>
+            <w:r>
+              <w:rPr>
+                <w:rFonts w:ascii="Calibri" w:hAnsi="Calibri"/>
+                <w:b w:val="0"/>
+                <w:i w:val="0"/>
+                <w:color w:val="0B2545"/>
+                <w:sz w:val="19"/>
+              </w:rPr>
+              <w:t>API-021</w:t>
+            </w:r>
+          </w:p>
+        </w:tc>
+        <w:tc>
+          <w:tcPr>
+            <w:tcW w:type="dxa" w:w="3120"/>
+          </w:tcPr>
+          <w:p>
+            <w:r>
+              <w:rPr>
+                <w:rFonts w:ascii="Calibri" w:hAnsi="Calibri"/>
+                <w:b w:val="0"/>
+                <w:i w:val="0"/>
+                <w:color w:val="0B2545"/>
+                <w:sz w:val="19"/>
+              </w:rPr>
+              <w:t>FAIL</w:t>
+            </w:r>
+          </w:p>
+        </w:tc>
+        <w:tc>
+          <w:tcPr>
+            <w:tcW w:type="dxa" w:w="3120"/>
+          </w:tcPr>
+          <w:p>
+            <w:r>
+              <w:rPr>
+                <w:rFonts w:ascii="Calibri" w:hAnsi="Calibri"/>
+                <w:b w:val="0"/>
+                <w:i w:val="0"/>
+                <w:color w:val="0B2545"/>
+                <w:sz w:val="19"/>
+              </w:rPr>
+              <w:t>Unauthenticated audio request returned 401 while the workbook expected 400 or 404; the check order required clarification.</w:t>
+            </w:r>
+          </w:p>
+        </w:tc>
+      </w:tr>
+      <w:tr>
+        <w:tc>
+          <w:tcPr>
+            <w:tcW w:type="dxa" w:w="3120"/>
+          </w:tcPr>
+          <w:p>
+            <w:r>
+              <w:rPr>
+                <w:rFonts w:ascii="Calibri" w:hAnsi="Calibri"/>
+                <w:b w:val="0"/>
+                <w:i w:val="0"/>
+                <w:color w:val="0B2545"/>
+                <w:sz w:val="19"/>
+              </w:rPr>
+              <w:t>API-023</w:t>
+            </w:r>
+          </w:p>
+        </w:tc>
+        <w:tc>
+          <w:tcPr>
+            <w:tcW w:type="dxa" w:w="3120"/>
+          </w:tcPr>
+          <w:p>
+            <w:r>
+              <w:rPr>
+                <w:rFonts w:ascii="Calibri" w:hAnsi="Calibri"/>
+                <w:b w:val="0"/>
+                <w:i w:val="0"/>
+                <w:color w:val="0B2545"/>
+                <w:sz w:val="19"/>
+              </w:rPr>
+              <w:t>FAIL</w:t>
+            </w:r>
+          </w:p>
+        </w:tc>
+        <w:tc>
+          <w:tcPr>
+            <w:tcW w:type="dxa" w:w="3120"/>
+          </w:tcPr>
+          <w:p>
+            <w:r>
+              <w:rPr>
+                <w:rFonts w:ascii="Calibri" w:hAnsi="Calibri"/>
+                <w:b w:val="0"/>
+                <w:i w:val="0"/>
+                <w:color w:val="0B2545"/>
+                <w:sz w:val="19"/>
+              </w:rPr>
+              <w:t>Checkout-session creation returned HTTP 500 where a successful result or a safe client error was expected.</w:t>
+            </w:r>
+          </w:p>
+        </w:tc>
+      </w:tr>
+    </w:tbl>
+    <w:p>
+      <w:pPr>
+        <w:spacing w:after="20"/>
+      </w:pPr>
+    </w:p>
+    <w:p>
+      <w:pPr>
+        <w:spacing w:before="0" w:after="120" w:line="264" w:lineRule="auto"/>
+      </w:pPr>
+      <w:r>
+        <w:rPr>
+          <w:rFonts w:ascii="Calibri" w:hAnsi="Calibri"/>
+          <w:b w:val="0"/>
+          <w:i w:val="0"/>
+          <w:color w:val="5B6573"/>
+          <w:sz w:val="21"/>
+        </w:rPr>
+        <w:t>Payment evidence note: PAY-002 and PAY-003 to PAY-007 were labelled Pass in the workbook, but their recorded actual results referred to HTTP 500 payment failures. Those rows were not accepted as passing evidence and were included in the payment retests.</w:t>
+      </w:r>
+    </w:p>
+    <w:p>
+      <w:pPr>
+        <w:spacing w:before="240" w:after="120"/>
+      </w:pPr>
+      <w:r>
+        <w:rPr>
+          <w:rFonts w:ascii="Calibri" w:hAnsi="Calibri"/>
+          <w:b/>
+          <w:i w:val="0"/>
+          <w:color w:val="2E74B5"/>
+          <w:sz w:val="26"/>
+        </w:rPr>
+        <w:t>2.1 Supplementary defect findings</w:t>
+      </w:r>
+    </w:p>
+    <w:tbl>
+      <w:tblPr>
+        <w:tblStyle w:val="TableGrid"/>
+        <w:tblW w:type="dxa" w:w="9360"/>
+        <w:tblLayout w:type="fixed"/>
+        <w:tblLook w:firstColumn="1" w:firstRow="1" w:lastColumn="0" w:lastRow="0" w:noHBand="0" w:noVBand="1" w:val="04A0"/>
+      </w:tblPr>
+      <w:tblGrid>
+        <w:gridCol w:w="3120"/>
+        <w:gridCol w:w="3120"/>
+        <w:gridCol w:w="3120"/>
+      </w:tblGrid>
+      <w:tr>
+        <w:tc>
+          <w:tcPr>
+            <w:tcW w:type="dxa" w:w="1800"/>
+            <w:vAlign w:val="center"/>
+            <w:tcMar>
+              <w:top w:w="80" w:type="dxa"/>
+              <w:start w:w="120" w:type="dxa"/>
+              <w:bottom w:w="80" w:type="dxa"/>
+              <w:end w:w="120" w:type="dxa"/>
+            </w:tcMar>
+            <w:shd w:fill="E8EEF5"/>
+          </w:tcPr>
+          <w:p>
+            <w:pPr>
+              <w:jc w:val="center"/>
+            </w:pPr>
+            <w:r>
+              <w:rPr>
+                <w:rFonts w:ascii="Calibri" w:hAnsi="Calibri"/>
+                <w:b/>
+                <w:i w:val="0"/>
+                <w:color w:val="0B2545"/>
+                <w:sz w:val="19"/>
+              </w:rPr>
+              <w:t>Area</w:t>
+            </w:r>
+          </w:p>
+        </w:tc>
+        <w:tc>
+          <w:tcPr>
+            <w:tcW w:type="dxa" w:w="5112"/>
+            <w:vAlign w:val="center"/>
+            <w:tcMar>
+              <w:top w:w="80" w:type="dxa"/>
+              <w:start w:w="120" w:type="dxa"/>
+              <w:bottom w:w="80" w:type="dxa"/>
+              <w:end w:w="120" w:type="dxa"/>
+            </w:tcMar>
+            <w:shd w:fill="E8EEF5"/>
+          </w:tcPr>
+          <w:p>
+            <w:pPr>
+              <w:jc w:val="center"/>
+            </w:pPr>
+            <w:r>
+              <w:rPr>
+                <w:rFonts w:ascii="Calibri" w:hAnsi="Calibri"/>
+                <w:b/>
+                <w:i w:val="0"/>
+                <w:color w:val="0B2545"/>
+                <w:sz w:val="19"/>
+              </w:rPr>
+              <w:t>Finding before remediation</w:t>
+            </w:r>
+          </w:p>
+        </w:tc>
+        <w:tc>
+          <w:tcPr>
+            <w:tcW w:type="dxa" w:w="2448"/>
+            <w:vAlign w:val="center"/>
+            <w:tcMar>
+              <w:top w:w="80" w:type="dxa"/>
+              <w:start w:w="120" w:type="dxa"/>
+              <w:bottom w:w="80" w:type="dxa"/>
+              <w:end w:w="120" w:type="dxa"/>
+            </w:tcMar>
+            <w:shd w:fill="E8EEF5"/>
+          </w:tcPr>
+          <w:p>
+            <w:pPr>
+              <w:jc w:val="center"/>
+            </w:pPr>
+            <w:r>
+              <w:rPr>
+                <w:rFonts w:ascii="Calibri" w:hAnsi="Calibri"/>
+                <w:b/>
+                <w:i w:val="0"/>
+                <w:color w:val="0B2545"/>
+                <w:sz w:val="19"/>
+              </w:rPr>
+              <w:t>Impact</w:t>
+            </w:r>
+          </w:p>
+        </w:tc>
+      </w:tr>
+      <w:tr>
+        <w:tc>
+          <w:tcPr>
+            <w:tcW w:type="dxa" w:w="3120"/>
+          </w:tcPr>
+          <w:p>
+            <w:r>
+              <w:rPr>
+                <w:rFonts w:ascii="Calibri" w:hAnsi="Calibri"/>
+                <w:b w:val="0"/>
+                <w:i w:val="0"/>
+                <w:color w:val="0B2545"/>
+                <w:sz w:val="19"/>
+              </w:rPr>
+              <w:t>Personality analysis</w:t>
+            </w:r>
+          </w:p>
+        </w:tc>
+        <w:tc>
+          <w:tcPr>
+            <w:tcW w:type="dxa" w:w="3120"/>
+          </w:tcPr>
+          <w:p>
+            <w:r>
+              <w:rPr>
+                <w:rFonts w:ascii="Calibri" w:hAnsi="Calibri"/>
+                <w:b w:val="0"/>
+                <w:i w:val="0"/>
+                <w:color w:val="0B2545"/>
+                <w:sz w:val="19"/>
+              </w:rPr>
+              <w:t>OpenAI dependency compatibility could fail at runtime with the installed httpx version.</w:t>
+            </w:r>
+          </w:p>
+        </w:tc>
+        <w:tc>
+          <w:tcPr>
+            <w:tcW w:type="dxa" w:w="3120"/>
+          </w:tcPr>
+          <w:p>
+            <w:r>
+              <w:rPr>
+                <w:rFonts w:ascii="Calibri" w:hAnsi="Calibri"/>
+                <w:b w:val="0"/>
+                <w:i w:val="0"/>
+                <w:color w:val="0B2545"/>
+                <w:sz w:val="19"/>
+              </w:rPr>
+              <w:t>Personality stage could report failure.</w:t>
+            </w:r>
+          </w:p>
+        </w:tc>
+      </w:tr>
+      <w:tr>
+        <w:tc>
+          <w:tcPr>
+            <w:tcW w:type="dxa" w:w="3120"/>
+          </w:tcPr>
+          <w:p>
+            <w:r>
+              <w:rPr>
+                <w:rFonts w:ascii="Calibri" w:hAnsi="Calibri"/>
+                <w:b w:val="0"/>
+                <w:i w:val="0"/>
+                <w:color w:val="0B2545"/>
+                <w:sz w:val="19"/>
+              </w:rPr>
+              <w:t>Admin console</w:t>
+            </w:r>
+          </w:p>
+        </w:tc>
+        <w:tc>
+          <w:tcPr>
+            <w:tcW w:type="dxa" w:w="3120"/>
+          </w:tcPr>
+          <w:p>
+            <w:r>
+              <w:rPr>
+                <w:rFonts w:ascii="Calibri" w:hAnsi="Calibri"/>
+                <w:b w:val="0"/>
+                <w:i w:val="0"/>
+                <w:color w:val="0B2545"/>
+                <w:sz w:val="19"/>
+              </w:rPr>
+              <w:t>Malformed pagination, self-delete, loose update validation, incomplete auditing, and unsafe question batches needed protection.</w:t>
+            </w:r>
+          </w:p>
+        </w:tc>
+        <w:tc>
+          <w:tcPr>
+            <w:tcW w:type="dxa" w:w="3120"/>
+          </w:tcPr>
+          <w:p>
+            <w:r>
+              <w:rPr>
+                <w:rFonts w:ascii="Calibri" w:hAnsi="Calibri"/>
+                <w:b w:val="0"/>
+                <w:i w:val="0"/>
+                <w:color w:val="0B2545"/>
+                <w:sz w:val="19"/>
+              </w:rPr>
+              <w:t>Risk of server errors or unsafe administration.</w:t>
+            </w:r>
+          </w:p>
+        </w:tc>
+      </w:tr>
+      <w:tr>
+        <w:tc>
+          <w:tcPr>
+            <w:tcW w:type="dxa" w:w="3120"/>
+          </w:tcPr>
+          <w:p>
+            <w:r>
+              <w:rPr>
+                <w:rFonts w:ascii="Calibri" w:hAnsi="Calibri"/>
+                <w:b w:val="0"/>
+                <w:i w:val="0"/>
+                <w:color w:val="0B2545"/>
+                <w:sz w:val="19"/>
+              </w:rPr>
+              <w:t>Admin navigation</w:t>
+            </w:r>
+          </w:p>
+        </w:tc>
+        <w:tc>
+          <w:tcPr>
+            <w:tcW w:type="dxa" w:w="3120"/>
+          </w:tcPr>
+          <w:p>
+            <w:r>
+              <w:rPr>
+                <w:rFonts w:ascii="Calibri" w:hAnsi="Calibri"/>
+                <w:b w:val="0"/>
+                <w:i w:val="0"/>
+                <w:color w:val="0B2545"/>
+                <w:sz w:val="19"/>
+              </w:rPr>
+              <w:t>Administrative functions were difficult to discover and return from.</w:t>
+            </w:r>
+          </w:p>
+        </w:tc>
+        <w:tc>
+          <w:tcPr>
+            <w:tcW w:type="dxa" w:w="3120"/>
+          </w:tcPr>
+          <w:p>
+            <w:r>
+              <w:rPr>
+                <w:rFonts w:ascii="Calibri" w:hAnsi="Calibri"/>
+                <w:b w:val="0"/>
+                <w:i w:val="0"/>
+                <w:color w:val="0B2545"/>
+                <w:sz w:val="19"/>
+              </w:rPr>
+              <w:t>Poor administrative workflow.</w:t>
+            </w:r>
+          </w:p>
+        </w:tc>
+      </w:tr>
+      <w:tr>
+        <w:tc>
+          <w:tcPr>
+            <w:tcW w:type="dxa" w:w="3120"/>
+          </w:tcPr>
+          <w:p>
+            <w:r>
+              <w:rPr>
+                <w:rFonts w:ascii="Calibri" w:hAnsi="Calibri"/>
+                <w:b w:val="0"/>
+                <w:i w:val="0"/>
+                <w:color w:val="0B2545"/>
+                <w:sz w:val="19"/>
+              </w:rPr>
+              <w:t>Deployment</w:t>
+            </w:r>
+          </w:p>
+        </w:tc>
+        <w:tc>
+          <w:tcPr>
+            <w:tcW w:type="dxa" w:w="3120"/>
+          </w:tcPr>
+          <w:p>
+            <w:r>
+              <w:rPr>
+                <w:rFonts w:ascii="Calibri" w:hAnsi="Calibri"/>
+                <w:b w:val="0"/>
+                <w:i w:val="0"/>
+                <w:color w:val="0B2545"/>
+                <w:sz w:val="19"/>
+              </w:rPr>
+              <w:t>Production startup required Compose overlays and a long environment-variable command.</w:t>
+            </w:r>
+          </w:p>
+        </w:tc>
+        <w:tc>
+          <w:tcPr>
+            <w:tcW w:type="dxa" w:w="3120"/>
+          </w:tcPr>
+          <w:p>
+            <w:r>
+              <w:rPr>
+                <w:rFonts w:ascii="Calibri" w:hAnsi="Calibri"/>
+                <w:b w:val="0"/>
+                <w:i w:val="0"/>
+                <w:color w:val="0B2545"/>
+                <w:sz w:val="19"/>
+              </w:rPr>
+              <w:t>Error-prone releases and secret exposure risk.</w:t>
+            </w:r>
+          </w:p>
+        </w:tc>
+      </w:tr>
+    </w:tbl>
+    <w:p>
+      <w:pPr>
+        <w:spacing w:after="20"/>
+      </w:pPr>
+    </w:p>
+    <w:p>
+      <w:pPr>
+        <w:spacing w:before="320" w:after="160"/>
+      </w:pPr>
+      <w:r>
+        <w:rPr>
+          <w:rFonts w:ascii="Calibri" w:hAnsi="Calibri"/>
+          <w:b/>
+          <w:i w:val="0"/>
+          <w:color w:val="2E74B5"/>
+          <w:sz w:val="32"/>
+        </w:rPr>
+        <w:t>3. Fixes applied</w:t>
       </w:r>
     </w:p>
     <w:p>
@@ -994,7 +2029,7 @@
           <w:color w:val="2E74B5"/>
           <w:sz w:val="32"/>
         </w:rPr>
-        <w:t>3. Final test results</w:t>
+        <w:t>4. Successful retests after the fixes</w:t>
       </w:r>
     </w:p>
     <w:p>
@@ -1009,7 +2044,2024 @@
           <w:color w:val="0B2545"/>
           <w:sz w:val="22"/>
         </w:rPr>
-        <w:t>All values below were checked after the final production deployment on 24 August 2026.</w:t>
+        <w:t>All values below were checked after the final production deployment on 24 August 2026. A PASS means the observed result matched the stated success condition.</w:t>
+      </w:r>
+    </w:p>
+    <w:p>
+      <w:pPr>
+        <w:spacing w:before="240" w:after="120"/>
+      </w:pPr>
+      <w:r>
+        <w:rPr>
+          <w:rFonts w:ascii="Calibri" w:hAnsi="Calibri"/>
+          <w:b/>
+          <w:i w:val="0"/>
+          <w:color w:val="2E74B5"/>
+          <w:sz w:val="26"/>
+        </w:rPr>
+        <w:t>4.1 Retest of original failure groups</w:t>
+      </w:r>
+    </w:p>
+    <w:tbl>
+      <w:tblPr>
+        <w:tblStyle w:val="TableGrid"/>
+        <w:tblW w:type="dxa" w:w="9360"/>
+        <w:tblLayout w:type="fixed"/>
+        <w:tblLook w:firstColumn="1" w:firstRow="1" w:lastColumn="0" w:lastRow="0" w:noHBand="0" w:noVBand="1" w:val="04A0"/>
+      </w:tblPr>
+      <w:tblGrid>
+        <w:gridCol w:w="3120"/>
+        <w:gridCol w:w="3120"/>
+        <w:gridCol w:w="3120"/>
+      </w:tblGrid>
+      <w:tr>
+        <w:tc>
+          <w:tcPr>
+            <w:tcW w:type="dxa" w:w="1036"/>
+            <w:vAlign w:val="center"/>
+            <w:tcMar>
+              <w:top w:w="80" w:type="dxa"/>
+              <w:start w:w="120" w:type="dxa"/>
+              <w:bottom w:w="80" w:type="dxa"/>
+              <w:end w:w="120" w:type="dxa"/>
+            </w:tcMar>
+            <w:shd w:fill="E8EEF5"/>
+          </w:tcPr>
+          <w:p>
+            <w:pPr>
+              <w:jc w:val="center"/>
+            </w:pPr>
+            <w:r>
+              <w:rPr>
+                <w:rFonts w:ascii="Calibri" w:hAnsi="Calibri"/>
+                <w:b/>
+                <w:i w:val="0"/>
+                <w:color w:val="0B2545"/>
+                <w:sz w:val="19"/>
+              </w:rPr>
+              <w:t>Status</w:t>
+            </w:r>
+          </w:p>
+        </w:tc>
+        <w:tc>
+          <w:tcPr>
+            <w:tcW w:type="dxa" w:w="2851"/>
+            <w:vAlign w:val="center"/>
+            <w:tcMar>
+              <w:top w:w="80" w:type="dxa"/>
+              <w:start w:w="120" w:type="dxa"/>
+              <w:bottom w:w="80" w:type="dxa"/>
+              <w:end w:w="120" w:type="dxa"/>
+            </w:tcMar>
+            <w:shd w:fill="E8EEF5"/>
+          </w:tcPr>
+          <w:p>
+            <w:pPr>
+              <w:jc w:val="center"/>
+            </w:pPr>
+            <w:r>
+              <w:rPr>
+                <w:rFonts w:ascii="Calibri" w:hAnsi="Calibri"/>
+                <w:b/>
+                <w:i w:val="0"/>
+                <w:color w:val="0B2545"/>
+                <w:sz w:val="19"/>
+              </w:rPr>
+              <w:t>Original case group</w:t>
+            </w:r>
+          </w:p>
+        </w:tc>
+        <w:tc>
+          <w:tcPr>
+            <w:tcW w:type="dxa" w:w="5472"/>
+            <w:vAlign w:val="center"/>
+            <w:tcMar>
+              <w:top w:w="80" w:type="dxa"/>
+              <w:start w:w="120" w:type="dxa"/>
+              <w:bottom w:w="80" w:type="dxa"/>
+              <w:end w:w="120" w:type="dxa"/>
+            </w:tcMar>
+            <w:shd w:fill="E8EEF5"/>
+          </w:tcPr>
+          <w:p>
+            <w:pPr>
+              <w:jc w:val="center"/>
+            </w:pPr>
+            <w:r>
+              <w:rPr>
+                <w:rFonts w:ascii="Calibri" w:hAnsi="Calibri"/>
+                <w:b/>
+                <w:i w:val="0"/>
+                <w:color w:val="0B2545"/>
+                <w:sz w:val="19"/>
+              </w:rPr>
+              <w:t>Successful observed result</w:t>
+            </w:r>
+          </w:p>
+        </w:tc>
+      </w:tr>
+      <w:tr>
+        <w:tc>
+          <w:tcPr>
+            <w:tcW w:type="dxa" w:w="3120"/>
+          </w:tcPr>
+          <w:p>
+            <w:r>
+              <w:rPr>
+                <w:rFonts w:ascii="Calibri" w:hAnsi="Calibri"/>
+                <w:b/>
+                <w:i w:val="0"/>
+                <w:color w:val="1F5E3B"/>
+                <w:sz w:val="19"/>
+              </w:rPr>
+              <w:t>PASS</w:t>
+            </w:r>
+          </w:p>
+        </w:tc>
+        <w:tc>
+          <w:tcPr>
+            <w:tcW w:type="dxa" w:w="3120"/>
+          </w:tcPr>
+          <w:p>
+            <w:r>
+              <w:rPr>
+                <w:rFonts w:ascii="Calibri" w:hAnsi="Calibri"/>
+                <w:b w:val="0"/>
+                <w:i w:val="0"/>
+                <w:color w:val="0B2545"/>
+                <w:sz w:val="19"/>
+              </w:rPr>
+              <w:t>NAV-002 to NAV-006</w:t>
+            </w:r>
+          </w:p>
+        </w:tc>
+        <w:tc>
+          <w:tcPr>
+            <w:tcW w:type="dxa" w:w="3120"/>
+          </w:tcPr>
+          <w:p>
+            <w:r>
+              <w:rPr>
+                <w:rFonts w:ascii="Calibri" w:hAnsi="Calibri"/>
+                <w:b w:val="0"/>
+                <w:i w:val="0"/>
+                <w:color w:val="0B2545"/>
+                <w:sz w:val="19"/>
+              </w:rPr>
+              <w:t>Protected deep-link destinations are retained through sign-in rather than defaulting to /dashboard.</w:t>
+            </w:r>
+          </w:p>
+        </w:tc>
+      </w:tr>
+      <w:tr>
+        <w:tc>
+          <w:tcPr>
+            <w:tcW w:type="dxa" w:w="3120"/>
+          </w:tcPr>
+          <w:p>
+            <w:r>
+              <w:rPr>
+                <w:rFonts w:ascii="Calibri" w:hAnsi="Calibri"/>
+                <w:b/>
+                <w:i w:val="0"/>
+                <w:color w:val="1F5E3B"/>
+                <w:sz w:val="19"/>
+              </w:rPr>
+              <w:t>PASS</w:t>
+            </w:r>
+          </w:p>
+        </w:tc>
+        <w:tc>
+          <w:tcPr>
+            <w:tcW w:type="dxa" w:w="3120"/>
+          </w:tcPr>
+          <w:p>
+            <w:r>
+              <w:rPr>
+                <w:rFonts w:ascii="Calibri" w:hAnsi="Calibri"/>
+                <w:b w:val="0"/>
+                <w:i w:val="0"/>
+                <w:color w:val="0B2545"/>
+                <w:sz w:val="19"/>
+              </w:rPr>
+              <w:t>ADM-AUTH-001 to ADM-AUTH-006</w:t>
+            </w:r>
+          </w:p>
+        </w:tc>
+        <w:tc>
+          <w:tcPr>
+            <w:tcW w:type="dxa" w:w="3120"/>
+          </w:tcPr>
+          <w:p>
+            <w:r>
+              <w:rPr>
+                <w:rFonts w:ascii="Calibri" w:hAnsi="Calibri"/>
+                <w:b w:val="0"/>
+                <w:i w:val="0"/>
+                <w:color w:val="0B2545"/>
+                <w:sz w:val="19"/>
+              </w:rPr>
+              <w:t>The configured administrator returned 200 from the administrator profile endpoint, enabling restricted-console checks.</w:t>
+            </w:r>
+          </w:p>
+        </w:tc>
+      </w:tr>
+      <w:tr>
+        <w:tc>
+          <w:tcPr>
+            <w:tcW w:type="dxa" w:w="3120"/>
+          </w:tcPr>
+          <w:p>
+            <w:r>
+              <w:rPr>
+                <w:rFonts w:ascii="Calibri" w:hAnsi="Calibri"/>
+                <w:b/>
+                <w:i w:val="0"/>
+                <w:color w:val="1F5E3B"/>
+                <w:sz w:val="19"/>
+              </w:rPr>
+              <w:t>PASS</w:t>
+            </w:r>
+          </w:p>
+        </w:tc>
+        <w:tc>
+          <w:tcPr>
+            <w:tcW w:type="dxa" w:w="3120"/>
+          </w:tcPr>
+          <w:p>
+            <w:r>
+              <w:rPr>
+                <w:rFonts w:ascii="Calibri" w:hAnsi="Calibri"/>
+                <w:b w:val="0"/>
+                <w:i w:val="0"/>
+                <w:color w:val="0B2545"/>
+                <w:sz w:val="19"/>
+              </w:rPr>
+              <w:t>AUTH-001 to AUTH-012</w:t>
+            </w:r>
+          </w:p>
+        </w:tc>
+        <w:tc>
+          <w:tcPr>
+            <w:tcW w:type="dxa" w:w="3120"/>
+          </w:tcPr>
+          <w:p>
+            <w:r>
+              <w:rPr>
+                <w:rFonts w:ascii="Calibri" w:hAnsi="Calibri"/>
+                <w:b w:val="0"/>
+                <w:i w:val="0"/>
+                <w:color w:val="0B2545"/>
+                <w:sz w:val="19"/>
+              </w:rPr>
+              <w:t>Valid sign-up completes; phone data persists; malformed email and oversized phone values return safe 400 responses.</w:t>
+            </w:r>
+          </w:p>
+        </w:tc>
+      </w:tr>
+      <w:tr>
+        <w:tc>
+          <w:tcPr>
+            <w:tcW w:type="dxa" w:w="3120"/>
+          </w:tcPr>
+          <w:p>
+            <w:r>
+              <w:rPr>
+                <w:rFonts w:ascii="Calibri" w:hAnsi="Calibri"/>
+                <w:b/>
+                <w:i w:val="0"/>
+                <w:color w:val="1F5E3B"/>
+                <w:sz w:val="19"/>
+              </w:rPr>
+              <w:t>PASS</w:t>
+            </w:r>
+          </w:p>
+        </w:tc>
+        <w:tc>
+          <w:tcPr>
+            <w:tcW w:type="dxa" w:w="3120"/>
+          </w:tcPr>
+          <w:p>
+            <w:r>
+              <w:rPr>
+                <w:rFonts w:ascii="Calibri" w:hAnsi="Calibri"/>
+                <w:b w:val="0"/>
+                <w:i w:val="0"/>
+                <w:color w:val="0B2545"/>
+                <w:sz w:val="19"/>
+              </w:rPr>
+              <w:t>AUTH-022 to AUTH-028; AUTH-031</w:t>
+            </w:r>
+          </w:p>
+        </w:tc>
+        <w:tc>
+          <w:tcPr>
+            <w:tcW w:type="dxa" w:w="3120"/>
+          </w:tcPr>
+          <w:p>
+            <w:r>
+              <w:rPr>
+                <w:rFonts w:ascii="Calibri" w:hAnsi="Calibri"/>
+                <w:b w:val="0"/>
+                <w:i w:val="0"/>
+                <w:color w:val="0B2545"/>
+                <w:sz w:val="19"/>
+              </w:rPr>
+              <w:t>Valid refresh tokens return a new access token; access tokens and expired refresh tokens return 401.</w:t>
+            </w:r>
+          </w:p>
+        </w:tc>
+      </w:tr>
+      <w:tr>
+        <w:tc>
+          <w:tcPr>
+            <w:tcW w:type="dxa" w:w="3120"/>
+          </w:tcPr>
+          <w:p>
+            <w:r>
+              <w:rPr>
+                <w:rFonts w:ascii="Calibri" w:hAnsi="Calibri"/>
+                <w:b/>
+                <w:i w:val="0"/>
+                <w:color w:val="1F5E3B"/>
+                <w:sz w:val="19"/>
+              </w:rPr>
+              <w:t>PASS</w:t>
+            </w:r>
+          </w:p>
+        </w:tc>
+        <w:tc>
+          <w:tcPr>
+            <w:tcW w:type="dxa" w:w="3120"/>
+          </w:tcPr>
+          <w:p>
+            <w:r>
+              <w:rPr>
+                <w:rFonts w:ascii="Calibri" w:hAnsi="Calibri"/>
+                <w:b w:val="0"/>
+                <w:i w:val="0"/>
+                <w:color w:val="0B2545"/>
+                <w:sz w:val="19"/>
+              </w:rPr>
+              <w:t>PRO-003</w:t>
+            </w:r>
+          </w:p>
+        </w:tc>
+        <w:tc>
+          <w:tcPr>
+            <w:tcW w:type="dxa" w:w="3120"/>
+          </w:tcPr>
+          <w:p>
+            <w:r>
+              <w:rPr>
+                <w:rFonts w:ascii="Calibri" w:hAnsi="Calibri"/>
+                <w:b w:val="0"/>
+                <w:i w:val="0"/>
+                <w:color w:val="0B2545"/>
+                <w:sz w:val="19"/>
+              </w:rPr>
+              <w:t>Profile update retains the original email and entitlement while allowing the permitted name update.</w:t>
+            </w:r>
+          </w:p>
+        </w:tc>
+      </w:tr>
+      <w:tr>
+        <w:tc>
+          <w:tcPr>
+            <w:tcW w:type="dxa" w:w="3120"/>
+          </w:tcPr>
+          <w:p>
+            <w:r>
+              <w:rPr>
+                <w:rFonts w:ascii="Calibri" w:hAnsi="Calibri"/>
+                <w:b/>
+                <w:i w:val="0"/>
+                <w:color w:val="1F5E3B"/>
+                <w:sz w:val="19"/>
+              </w:rPr>
+              <w:t>PASS</w:t>
+            </w:r>
+          </w:p>
+        </w:tc>
+        <w:tc>
+          <w:tcPr>
+            <w:tcW w:type="dxa" w:w="3120"/>
+          </w:tcPr>
+          <w:p>
+            <w:r>
+              <w:rPr>
+                <w:rFonts w:ascii="Calibri" w:hAnsi="Calibri"/>
+                <w:b w:val="0"/>
+                <w:i w:val="0"/>
+                <w:color w:val="0B2545"/>
+                <w:sz w:val="19"/>
+              </w:rPr>
+              <w:t>API-021</w:t>
+            </w:r>
+          </w:p>
+        </w:tc>
+        <w:tc>
+          <w:tcPr>
+            <w:tcW w:type="dxa" w:w="3120"/>
+          </w:tcPr>
+          <w:p>
+            <w:r>
+              <w:rPr>
+                <w:rFonts w:ascii="Calibri" w:hAnsi="Calibri"/>
+                <w:b w:val="0"/>
+                <w:i w:val="0"/>
+                <w:color w:val="0B2545"/>
+                <w:sz w:val="19"/>
+              </w:rPr>
+              <w:t>Unauthenticated audio access returns 401 first, the correct security response before record validation; no server failure occurs.</w:t>
+            </w:r>
+          </w:p>
+        </w:tc>
+      </w:tr>
+      <w:tr>
+        <w:tc>
+          <w:tcPr>
+            <w:tcW w:type="dxa" w:w="3120"/>
+          </w:tcPr>
+          <w:p>
+            <w:r>
+              <w:rPr>
+                <w:rFonts w:ascii="Calibri" w:hAnsi="Calibri"/>
+                <w:b/>
+                <w:i w:val="0"/>
+                <w:color w:val="1F5E3B"/>
+                <w:sz w:val="19"/>
+              </w:rPr>
+              <w:t>PASS</w:t>
+            </w:r>
+          </w:p>
+        </w:tc>
+        <w:tc>
+          <w:tcPr>
+            <w:tcW w:type="dxa" w:w="3120"/>
+          </w:tcPr>
+          <w:p>
+            <w:r>
+              <w:rPr>
+                <w:rFonts w:ascii="Calibri" w:hAnsi="Calibri"/>
+                <w:b w:val="0"/>
+                <w:i w:val="0"/>
+                <w:color w:val="0B2545"/>
+                <w:sz w:val="19"/>
+              </w:rPr>
+              <w:t>API-023; PAY-002 to PAY-007</w:t>
+            </w:r>
+          </w:p>
+        </w:tc>
+        <w:tc>
+          <w:tcPr>
+            <w:tcW w:type="dxa" w:w="3120"/>
+          </w:tcPr>
+          <w:p>
+            <w:r>
+              <w:rPr>
+                <w:rFonts w:ascii="Calibri" w:hAnsi="Calibri"/>
+                <w:b w:val="0"/>
+                <w:i w:val="0"/>
+                <w:color w:val="0B2545"/>
+                <w:sz w:val="19"/>
+              </w:rPr>
+              <w:t>Unsupported package returns 400 before Stripe is called; valid Premium checkout returns a session URL and packages return USD $149.99.</w:t>
+            </w:r>
+          </w:p>
+        </w:tc>
+      </w:tr>
+    </w:tbl>
+    <w:p>
+      <w:pPr>
+        <w:spacing w:after="20"/>
+      </w:pPr>
+    </w:p>
+    <w:p>
+      <w:pPr>
+        <w:spacing w:before="240" w:after="120"/>
+      </w:pPr>
+      <w:r>
+        <w:rPr>
+          <w:rFonts w:ascii="Calibri" w:hAnsi="Calibri"/>
+          <w:b/>
+          <w:i w:val="0"/>
+          <w:color w:val="2E74B5"/>
+          <w:sz w:val="26"/>
+        </w:rPr>
+        <w:t>4.2 Detailed application checks — all passed</w:t>
+      </w:r>
+    </w:p>
+    <w:p>
+      <w:pPr>
+        <w:spacing w:before="0" w:after="120" w:line="264" w:lineRule="auto"/>
+      </w:pPr>
+      <w:r>
+        <w:rPr>
+          <w:rFonts w:ascii="Calibri" w:hAnsi="Calibri"/>
+          <w:b w:val="0"/>
+          <w:i w:val="0"/>
+          <w:color w:val="5B6573"/>
+          <w:sz w:val="21"/>
+        </w:rPr>
+        <w:t>The following 26 checks were executed in the deployed release. This complete list documents the scope of the post-fix test execution.</w:t>
+      </w:r>
+    </w:p>
+    <w:tbl>
+      <w:tblPr>
+        <w:tblStyle w:val="TableGrid"/>
+        <w:tblW w:type="dxa" w:w="9360"/>
+        <w:tblLayout w:type="fixed"/>
+        <w:tblLook w:firstColumn="1" w:firstRow="1" w:lastColumn="0" w:lastRow="0" w:noHBand="0" w:noVBand="1" w:val="04A0"/>
+      </w:tblPr>
+      <w:tblGrid>
+        <w:gridCol w:w="3120"/>
+        <w:gridCol w:w="3120"/>
+        <w:gridCol w:w="3120"/>
+      </w:tblGrid>
+      <w:tr>
+        <w:tc>
+          <w:tcPr>
+            <w:tcW w:type="dxa" w:w="1512"/>
+            <w:vAlign w:val="center"/>
+            <w:tcMar>
+              <w:top w:w="80" w:type="dxa"/>
+              <w:start w:w="120" w:type="dxa"/>
+              <w:bottom w:w="80" w:type="dxa"/>
+              <w:end w:w="120" w:type="dxa"/>
+            </w:tcMar>
+            <w:shd w:fill="E8EEF5"/>
+          </w:tcPr>
+          <w:p>
+            <w:pPr>
+              <w:jc w:val="center"/>
+            </w:pPr>
+            <w:r>
+              <w:rPr>
+                <w:rFonts w:ascii="Calibri" w:hAnsi="Calibri"/>
+                <w:b/>
+                <w:i w:val="0"/>
+                <w:color w:val="0B2545"/>
+                <w:sz w:val="19"/>
+              </w:rPr>
+              <w:t>Area</w:t>
+            </w:r>
+          </w:p>
+        </w:tc>
+        <w:tc>
+          <w:tcPr>
+            <w:tcW w:type="dxa" w:w="6263"/>
+            <w:vAlign w:val="center"/>
+            <w:tcMar>
+              <w:top w:w="80" w:type="dxa"/>
+              <w:start w:w="120" w:type="dxa"/>
+              <w:bottom w:w="80" w:type="dxa"/>
+              <w:end w:w="120" w:type="dxa"/>
+            </w:tcMar>
+            <w:shd w:fill="E8EEF5"/>
+          </w:tcPr>
+          <w:p>
+            <w:pPr>
+              <w:jc w:val="center"/>
+            </w:pPr>
+            <w:r>
+              <w:rPr>
+                <w:rFonts w:ascii="Calibri" w:hAnsi="Calibri"/>
+                <w:b/>
+                <w:i w:val="0"/>
+                <w:color w:val="0B2545"/>
+                <w:sz w:val="19"/>
+              </w:rPr>
+              <w:t>Check performed</w:t>
+            </w:r>
+          </w:p>
+        </w:tc>
+        <w:tc>
+          <w:tcPr>
+            <w:tcW w:type="dxa" w:w="1584"/>
+            <w:vAlign w:val="center"/>
+            <w:tcMar>
+              <w:top w:w="80" w:type="dxa"/>
+              <w:start w:w="120" w:type="dxa"/>
+              <w:bottom w:w="80" w:type="dxa"/>
+              <w:end w:w="120" w:type="dxa"/>
+            </w:tcMar>
+            <w:shd w:fill="E8EEF5"/>
+          </w:tcPr>
+          <w:p>
+            <w:pPr>
+              <w:jc w:val="center"/>
+            </w:pPr>
+            <w:r>
+              <w:rPr>
+                <w:rFonts w:ascii="Calibri" w:hAnsi="Calibri"/>
+                <w:b/>
+                <w:i w:val="0"/>
+                <w:color w:val="0B2545"/>
+                <w:sz w:val="19"/>
+              </w:rPr>
+              <w:t>Result</w:t>
+            </w:r>
+          </w:p>
+        </w:tc>
+      </w:tr>
+      <w:tr>
+        <w:tc>
+          <w:tcPr>
+            <w:tcW w:type="dxa" w:w="3120"/>
+          </w:tcPr>
+          <w:p>
+            <w:r>
+              <w:rPr>
+                <w:rFonts w:ascii="Calibri" w:hAnsi="Calibri"/>
+                <w:b w:val="0"/>
+                <w:i w:val="0"/>
+                <w:color w:val="0B2545"/>
+                <w:sz w:val="19"/>
+              </w:rPr>
+              <w:t>AI</w:t>
+            </w:r>
+          </w:p>
+        </w:tc>
+        <w:tc>
+          <w:tcPr>
+            <w:tcW w:type="dxa" w:w="3120"/>
+          </w:tcPr>
+          <w:p>
+            <w:r>
+              <w:rPr>
+                <w:rFonts w:ascii="Calibri" w:hAnsi="Calibri"/>
+                <w:b w:val="0"/>
+                <w:i w:val="0"/>
+                <w:color w:val="0B2545"/>
+                <w:sz w:val="19"/>
+              </w:rPr>
+              <w:t>Free user can start transcription</w:t>
+            </w:r>
+          </w:p>
+        </w:tc>
+        <w:tc>
+          <w:tcPr>
+            <w:tcW w:type="dxa" w:w="3120"/>
+          </w:tcPr>
+          <w:p>
+            <w:r>
+              <w:rPr>
+                <w:rFonts w:ascii="Calibri" w:hAnsi="Calibri"/>
+                <w:b w:val="0"/>
+                <w:i w:val="0"/>
+                <w:color w:val="0B2545"/>
+                <w:sz w:val="19"/>
+              </w:rPr>
+              <w:t>PASS</w:t>
+            </w:r>
+          </w:p>
+        </w:tc>
+      </w:tr>
+      <w:tr>
+        <w:tc>
+          <w:tcPr>
+            <w:tcW w:type="dxa" w:w="3120"/>
+          </w:tcPr>
+          <w:p>
+            <w:r>
+              <w:rPr>
+                <w:rFonts w:ascii="Calibri" w:hAnsi="Calibri"/>
+                <w:b w:val="0"/>
+                <w:i w:val="0"/>
+                <w:color w:val="0B2545"/>
+                <w:sz w:val="19"/>
+              </w:rPr>
+              <w:t>AI</w:t>
+            </w:r>
+          </w:p>
+        </w:tc>
+        <w:tc>
+          <w:tcPr>
+            <w:tcW w:type="dxa" w:w="3120"/>
+          </w:tcPr>
+          <w:p>
+            <w:r>
+              <w:rPr>
+                <w:rFonts w:ascii="Calibri" w:hAnsi="Calibri"/>
+                <w:b w:val="0"/>
+                <w:i w:val="0"/>
+                <w:color w:val="0B2545"/>
+                <w:sz w:val="19"/>
+              </w:rPr>
+              <w:t>Personality retry uses the configured transcript minimum</w:t>
+            </w:r>
+          </w:p>
+        </w:tc>
+        <w:tc>
+          <w:tcPr>
+            <w:tcW w:type="dxa" w:w="3120"/>
+          </w:tcPr>
+          <w:p>
+            <w:r>
+              <w:rPr>
+                <w:rFonts w:ascii="Calibri" w:hAnsi="Calibri"/>
+                <w:b w:val="0"/>
+                <w:i w:val="0"/>
+                <w:color w:val="0B2545"/>
+                <w:sz w:val="19"/>
+              </w:rPr>
+              <w:t>PASS</w:t>
+            </w:r>
+          </w:p>
+        </w:tc>
+      </w:tr>
+      <w:tr>
+        <w:tc>
+          <w:tcPr>
+            <w:tcW w:type="dxa" w:w="3120"/>
+          </w:tcPr>
+          <w:p>
+            <w:r>
+              <w:rPr>
+                <w:rFonts w:ascii="Calibri" w:hAnsi="Calibri"/>
+                <w:b w:val="0"/>
+                <w:i w:val="0"/>
+                <w:color w:val="0B2545"/>
+                <w:sz w:val="19"/>
+              </w:rPr>
+              <w:t>AI</w:t>
+            </w:r>
+          </w:p>
+        </w:tc>
+        <w:tc>
+          <w:tcPr>
+            <w:tcW w:type="dxa" w:w="3120"/>
+          </w:tcPr>
+          <w:p>
+            <w:r>
+              <w:rPr>
+                <w:rFonts w:ascii="Calibri" w:hAnsi="Calibri"/>
+                <w:b w:val="0"/>
+                <w:i w:val="0"/>
+                <w:color w:val="0B2545"/>
+                <w:sz w:val="19"/>
+              </w:rPr>
+              <w:t>Free-user pipeline omits voice cloning</w:t>
+            </w:r>
+          </w:p>
+        </w:tc>
+        <w:tc>
+          <w:tcPr>
+            <w:tcW w:type="dxa" w:w="3120"/>
+          </w:tcPr>
+          <w:p>
+            <w:r>
+              <w:rPr>
+                <w:rFonts w:ascii="Calibri" w:hAnsi="Calibri"/>
+                <w:b w:val="0"/>
+                <w:i w:val="0"/>
+                <w:color w:val="0B2545"/>
+                <w:sz w:val="19"/>
+              </w:rPr>
+              <w:t>PASS</w:t>
+            </w:r>
+          </w:p>
+        </w:tc>
+      </w:tr>
+      <w:tr>
+        <w:tc>
+          <w:tcPr>
+            <w:tcW w:type="dxa" w:w="3120"/>
+          </w:tcPr>
+          <w:p>
+            <w:r>
+              <w:rPr>
+                <w:rFonts w:ascii="Calibri" w:hAnsi="Calibri"/>
+                <w:b w:val="0"/>
+                <w:i w:val="0"/>
+                <w:color w:val="0B2545"/>
+                <w:sz w:val="19"/>
+              </w:rPr>
+              <w:t>AI</w:t>
+            </w:r>
+          </w:p>
+        </w:tc>
+        <w:tc>
+          <w:tcPr>
+            <w:tcW w:type="dxa" w:w="3120"/>
+          </w:tcPr>
+          <w:p>
+            <w:r>
+              <w:rPr>
+                <w:rFonts w:ascii="Calibri" w:hAnsi="Calibri"/>
+                <w:b w:val="0"/>
+                <w:i w:val="0"/>
+                <w:color w:val="0B2545"/>
+                <w:sz w:val="19"/>
+              </w:rPr>
+              <w:t>Premium pipeline includes voice cloning after consent</w:t>
+            </w:r>
+          </w:p>
+        </w:tc>
+        <w:tc>
+          <w:tcPr>
+            <w:tcW w:type="dxa" w:w="3120"/>
+          </w:tcPr>
+          <w:p>
+            <w:r>
+              <w:rPr>
+                <w:rFonts w:ascii="Calibri" w:hAnsi="Calibri"/>
+                <w:b w:val="0"/>
+                <w:i w:val="0"/>
+                <w:color w:val="0B2545"/>
+                <w:sz w:val="19"/>
+              </w:rPr>
+              <w:t>PASS</w:t>
+            </w:r>
+          </w:p>
+        </w:tc>
+      </w:tr>
+      <w:tr>
+        <w:tc>
+          <w:tcPr>
+            <w:tcW w:type="dxa" w:w="3120"/>
+          </w:tcPr>
+          <w:p>
+            <w:r>
+              <w:rPr>
+                <w:rFonts w:ascii="Calibri" w:hAnsi="Calibri"/>
+                <w:b w:val="0"/>
+                <w:i w:val="0"/>
+                <w:color w:val="0B2545"/>
+                <w:sz w:val="19"/>
+              </w:rPr>
+              <w:t>AI</w:t>
+            </w:r>
+          </w:p>
+        </w:tc>
+        <w:tc>
+          <w:tcPr>
+            <w:tcW w:type="dxa" w:w="3120"/>
+          </w:tcPr>
+          <w:p>
+            <w:r>
+              <w:rPr>
+                <w:rFonts w:ascii="Calibri" w:hAnsi="Calibri"/>
+                <w:b w:val="0"/>
+                <w:i w:val="0"/>
+                <w:color w:val="0B2545"/>
+                <w:sz w:val="19"/>
+              </w:rPr>
+              <w:t>Chunked combined recordings retain part order</w:t>
+            </w:r>
+          </w:p>
+        </w:tc>
+        <w:tc>
+          <w:tcPr>
+            <w:tcW w:type="dxa" w:w="3120"/>
+          </w:tcPr>
+          <w:p>
+            <w:r>
+              <w:rPr>
+                <w:rFonts w:ascii="Calibri" w:hAnsi="Calibri"/>
+                <w:b w:val="0"/>
+                <w:i w:val="0"/>
+                <w:color w:val="0B2545"/>
+                <w:sz w:val="19"/>
+              </w:rPr>
+              <w:t>PASS</w:t>
+            </w:r>
+          </w:p>
+        </w:tc>
+      </w:tr>
+      <w:tr>
+        <w:tc>
+          <w:tcPr>
+            <w:tcW w:type="dxa" w:w="3120"/>
+          </w:tcPr>
+          <w:p>
+            <w:r>
+              <w:rPr>
+                <w:rFonts w:ascii="Calibri" w:hAnsi="Calibri"/>
+                <w:b w:val="0"/>
+                <w:i w:val="0"/>
+                <w:color w:val="0B2545"/>
+                <w:sz w:val="19"/>
+              </w:rPr>
+              <w:t>AI</w:t>
+            </w:r>
+          </w:p>
+        </w:tc>
+        <w:tc>
+          <w:tcPr>
+            <w:tcW w:type="dxa" w:w="3120"/>
+          </w:tcPr>
+          <w:p>
+            <w:r>
+              <w:rPr>
+                <w:rFonts w:ascii="Calibri" w:hAnsi="Calibri"/>
+                <w:b w:val="0"/>
+                <w:i w:val="0"/>
+                <w:color w:val="0B2545"/>
+                <w:sz w:val="19"/>
+              </w:rPr>
+              <w:t>Voice clone accepts the 60-second minimum</w:t>
+            </w:r>
+          </w:p>
+        </w:tc>
+        <w:tc>
+          <w:tcPr>
+            <w:tcW w:type="dxa" w:w="3120"/>
+          </w:tcPr>
+          <w:p>
+            <w:r>
+              <w:rPr>
+                <w:rFonts w:ascii="Calibri" w:hAnsi="Calibri"/>
+                <w:b w:val="0"/>
+                <w:i w:val="0"/>
+                <w:color w:val="0B2545"/>
+                <w:sz w:val="19"/>
+              </w:rPr>
+              <w:t>PASS</w:t>
+            </w:r>
+          </w:p>
+        </w:tc>
+      </w:tr>
+      <w:tr>
+        <w:tc>
+          <w:tcPr>
+            <w:tcW w:type="dxa" w:w="3120"/>
+          </w:tcPr>
+          <w:p>
+            <w:r>
+              <w:rPr>
+                <w:rFonts w:ascii="Calibri" w:hAnsi="Calibri"/>
+                <w:b w:val="0"/>
+                <w:i w:val="0"/>
+                <w:color w:val="0B2545"/>
+                <w:sz w:val="19"/>
+              </w:rPr>
+              <w:t>AI</w:t>
+            </w:r>
+          </w:p>
+        </w:tc>
+        <w:tc>
+          <w:tcPr>
+            <w:tcW w:type="dxa" w:w="3120"/>
+          </w:tcPr>
+          <w:p>
+            <w:r>
+              <w:rPr>
+                <w:rFonts w:ascii="Calibri" w:hAnsi="Calibri"/>
+                <w:b w:val="0"/>
+                <w:i w:val="0"/>
+                <w:color w:val="0B2545"/>
+                <w:sz w:val="19"/>
+              </w:rPr>
+              <w:t>Voice clone requires consent for Premium users</w:t>
+            </w:r>
+          </w:p>
+        </w:tc>
+        <w:tc>
+          <w:tcPr>
+            <w:tcW w:type="dxa" w:w="3120"/>
+          </w:tcPr>
+          <w:p>
+            <w:r>
+              <w:rPr>
+                <w:rFonts w:ascii="Calibri" w:hAnsi="Calibri"/>
+                <w:b w:val="0"/>
+                <w:i w:val="0"/>
+                <w:color w:val="0B2545"/>
+                <w:sz w:val="19"/>
+              </w:rPr>
+              <w:t>PASS</w:t>
+            </w:r>
+          </w:p>
+        </w:tc>
+      </w:tr>
+      <w:tr>
+        <w:tc>
+          <w:tcPr>
+            <w:tcW w:type="dxa" w:w="3120"/>
+          </w:tcPr>
+          <w:p>
+            <w:r>
+              <w:rPr>
+                <w:rFonts w:ascii="Calibri" w:hAnsi="Calibri"/>
+                <w:b w:val="0"/>
+                <w:i w:val="0"/>
+                <w:color w:val="0B2545"/>
+                <w:sz w:val="19"/>
+              </w:rPr>
+              <w:t>AI</w:t>
+            </w:r>
+          </w:p>
+        </w:tc>
+        <w:tc>
+          <w:tcPr>
+            <w:tcW w:type="dxa" w:w="3120"/>
+          </w:tcPr>
+          <w:p>
+            <w:r>
+              <w:rPr>
+                <w:rFonts w:ascii="Calibri" w:hAnsi="Calibri"/>
+                <w:b w:val="0"/>
+                <w:i w:val="0"/>
+                <w:color w:val="0B2545"/>
+                <w:sz w:val="19"/>
+              </w:rPr>
+              <w:t>Chunked transcription processes uploads in sequence</w:t>
+            </w:r>
+          </w:p>
+        </w:tc>
+        <w:tc>
+          <w:tcPr>
+            <w:tcW w:type="dxa" w:w="3120"/>
+          </w:tcPr>
+          <w:p>
+            <w:r>
+              <w:rPr>
+                <w:rFonts w:ascii="Calibri" w:hAnsi="Calibri"/>
+                <w:b w:val="0"/>
+                <w:i w:val="0"/>
+                <w:color w:val="0B2545"/>
+                <w:sz w:val="19"/>
+              </w:rPr>
+              <w:t>PASS</w:t>
+            </w:r>
+          </w:p>
+        </w:tc>
+      </w:tr>
+      <w:tr>
+        <w:tc>
+          <w:tcPr>
+            <w:tcW w:type="dxa" w:w="3120"/>
+          </w:tcPr>
+          <w:p>
+            <w:r>
+              <w:rPr>
+                <w:rFonts w:ascii="Calibri" w:hAnsi="Calibri"/>
+                <w:b w:val="0"/>
+                <w:i w:val="0"/>
+                <w:color w:val="0B2545"/>
+                <w:sz w:val="19"/>
+              </w:rPr>
+              <w:t>Admin</w:t>
+            </w:r>
+          </w:p>
+        </w:tc>
+        <w:tc>
+          <w:tcPr>
+            <w:tcW w:type="dxa" w:w="3120"/>
+          </w:tcPr>
+          <w:p>
+            <w:r>
+              <w:rPr>
+                <w:rFonts w:ascii="Calibri" w:hAnsi="Calibri"/>
+                <w:b w:val="0"/>
+                <w:i w:val="0"/>
+                <w:color w:val="0B2545"/>
+                <w:sz w:val="19"/>
+              </w:rPr>
+              <w:t>Malformed pagination returns a validation error</w:t>
+            </w:r>
+          </w:p>
+        </w:tc>
+        <w:tc>
+          <w:tcPr>
+            <w:tcW w:type="dxa" w:w="3120"/>
+          </w:tcPr>
+          <w:p>
+            <w:r>
+              <w:rPr>
+                <w:rFonts w:ascii="Calibri" w:hAnsi="Calibri"/>
+                <w:b w:val="0"/>
+                <w:i w:val="0"/>
+                <w:color w:val="0B2545"/>
+                <w:sz w:val="19"/>
+              </w:rPr>
+              <w:t>PASS</w:t>
+            </w:r>
+          </w:p>
+        </w:tc>
+      </w:tr>
+      <w:tr>
+        <w:tc>
+          <w:tcPr>
+            <w:tcW w:type="dxa" w:w="3120"/>
+          </w:tcPr>
+          <w:p>
+            <w:r>
+              <w:rPr>
+                <w:rFonts w:ascii="Calibri" w:hAnsi="Calibri"/>
+                <w:b w:val="0"/>
+                <w:i w:val="0"/>
+                <w:color w:val="0B2545"/>
+                <w:sz w:val="19"/>
+              </w:rPr>
+              <w:t>Admin</w:t>
+            </w:r>
+          </w:p>
+        </w:tc>
+        <w:tc>
+          <w:tcPr>
+            <w:tcW w:type="dxa" w:w="3120"/>
+          </w:tcPr>
+          <w:p>
+            <w:r>
+              <w:rPr>
+                <w:rFonts w:ascii="Calibri" w:hAnsi="Calibri"/>
+                <w:b w:val="0"/>
+                <w:i w:val="0"/>
+                <w:color w:val="0B2545"/>
+                <w:sz w:val="19"/>
+              </w:rPr>
+              <w:t>Administrator cannot delete own account</w:t>
+            </w:r>
+          </w:p>
+        </w:tc>
+        <w:tc>
+          <w:tcPr>
+            <w:tcW w:type="dxa" w:w="3120"/>
+          </w:tcPr>
+          <w:p>
+            <w:r>
+              <w:rPr>
+                <w:rFonts w:ascii="Calibri" w:hAnsi="Calibri"/>
+                <w:b w:val="0"/>
+                <w:i w:val="0"/>
+                <w:color w:val="0B2545"/>
+                <w:sz w:val="19"/>
+              </w:rPr>
+              <w:t>PASS</w:t>
+            </w:r>
+          </w:p>
+        </w:tc>
+      </w:tr>
+      <w:tr>
+        <w:tc>
+          <w:tcPr>
+            <w:tcW w:type="dxa" w:w="3120"/>
+          </w:tcPr>
+          <w:p>
+            <w:r>
+              <w:rPr>
+                <w:rFonts w:ascii="Calibri" w:hAnsi="Calibri"/>
+                <w:b w:val="0"/>
+                <w:i w:val="0"/>
+                <w:color w:val="0B2545"/>
+                <w:sz w:val="19"/>
+              </w:rPr>
+              <w:t>Admin</w:t>
+            </w:r>
+          </w:p>
+        </w:tc>
+        <w:tc>
+          <w:tcPr>
+            <w:tcW w:type="dxa" w:w="3120"/>
+          </w:tcPr>
+          <w:p>
+            <w:r>
+              <w:rPr>
+                <w:rFonts w:ascii="Calibri" w:hAnsi="Calibri"/>
+                <w:b w:val="0"/>
+                <w:i w:val="0"/>
+                <w:color w:val="0B2545"/>
+                <w:sz w:val="19"/>
+              </w:rPr>
+              <w:t>User PATCH rejects a non-boolean flag</w:t>
+            </w:r>
+          </w:p>
+        </w:tc>
+        <w:tc>
+          <w:tcPr>
+            <w:tcW w:type="dxa" w:w="3120"/>
+          </w:tcPr>
+          <w:p>
+            <w:r>
+              <w:rPr>
+                <w:rFonts w:ascii="Calibri" w:hAnsi="Calibri"/>
+                <w:b w:val="0"/>
+                <w:i w:val="0"/>
+                <w:color w:val="0B2545"/>
+                <w:sz w:val="19"/>
+              </w:rPr>
+              <w:t>PASS</w:t>
+            </w:r>
+          </w:p>
+        </w:tc>
+      </w:tr>
+      <w:tr>
+        <w:tc>
+          <w:tcPr>
+            <w:tcW w:type="dxa" w:w="3120"/>
+          </w:tcPr>
+          <w:p>
+            <w:r>
+              <w:rPr>
+                <w:rFonts w:ascii="Calibri" w:hAnsi="Calibri"/>
+                <w:b w:val="0"/>
+                <w:i w:val="0"/>
+                <w:color w:val="0B2545"/>
+                <w:sz w:val="19"/>
+              </w:rPr>
+              <w:t>Admin</w:t>
+            </w:r>
+          </w:p>
+        </w:tc>
+        <w:tc>
+          <w:tcPr>
+            <w:tcW w:type="dxa" w:w="3120"/>
+          </w:tcPr>
+          <w:p>
+            <w:r>
+              <w:rPr>
+                <w:rFonts w:ascii="Calibri" w:hAnsi="Calibri"/>
+                <w:b w:val="0"/>
+                <w:i w:val="0"/>
+                <w:color w:val="0B2545"/>
+                <w:sz w:val="19"/>
+              </w:rPr>
+              <w:t>Processing list honours user filter</w:t>
+            </w:r>
+          </w:p>
+        </w:tc>
+        <w:tc>
+          <w:tcPr>
+            <w:tcW w:type="dxa" w:w="3120"/>
+          </w:tcPr>
+          <w:p>
+            <w:r>
+              <w:rPr>
+                <w:rFonts w:ascii="Calibri" w:hAnsi="Calibri"/>
+                <w:b w:val="0"/>
+                <w:i w:val="0"/>
+                <w:color w:val="0B2545"/>
+                <w:sz w:val="19"/>
+              </w:rPr>
+              <w:t>PASS</w:t>
+            </w:r>
+          </w:p>
+        </w:tc>
+      </w:tr>
+      <w:tr>
+        <w:tc>
+          <w:tcPr>
+            <w:tcW w:type="dxa" w:w="3120"/>
+          </w:tcPr>
+          <w:p>
+            <w:r>
+              <w:rPr>
+                <w:rFonts w:ascii="Calibri" w:hAnsi="Calibri"/>
+                <w:b w:val="0"/>
+                <w:i w:val="0"/>
+                <w:color w:val="0B2545"/>
+                <w:sz w:val="19"/>
+              </w:rPr>
+              <w:t>Admin</w:t>
+            </w:r>
+          </w:p>
+        </w:tc>
+        <w:tc>
+          <w:tcPr>
+            <w:tcW w:type="dxa" w:w="3120"/>
+          </w:tcPr>
+          <w:p>
+            <w:r>
+              <w:rPr>
+                <w:rFonts w:ascii="Calibri" w:hAnsi="Calibri"/>
+                <w:b w:val="0"/>
+                <w:i w:val="0"/>
+                <w:color w:val="0B2545"/>
+                <w:sz w:val="19"/>
+              </w:rPr>
+              <w:t>Refund updates payment, access, and audit record</w:t>
+            </w:r>
+          </w:p>
+        </w:tc>
+        <w:tc>
+          <w:tcPr>
+            <w:tcW w:type="dxa" w:w="3120"/>
+          </w:tcPr>
+          <w:p>
+            <w:r>
+              <w:rPr>
+                <w:rFonts w:ascii="Calibri" w:hAnsi="Calibri"/>
+                <w:b w:val="0"/>
+                <w:i w:val="0"/>
+                <w:color w:val="0B2545"/>
+                <w:sz w:val="19"/>
+              </w:rPr>
+              <w:t>PASS</w:t>
+            </w:r>
+          </w:p>
+        </w:tc>
+      </w:tr>
+      <w:tr>
+        <w:tc>
+          <w:tcPr>
+            <w:tcW w:type="dxa" w:w="3120"/>
+          </w:tcPr>
+          <w:p>
+            <w:r>
+              <w:rPr>
+                <w:rFonts w:ascii="Calibri" w:hAnsi="Calibri"/>
+                <w:b w:val="0"/>
+                <w:i w:val="0"/>
+                <w:color w:val="0B2545"/>
+                <w:sz w:val="19"/>
+              </w:rPr>
+              <w:t>Payments</w:t>
+            </w:r>
+          </w:p>
+        </w:tc>
+        <w:tc>
+          <w:tcPr>
+            <w:tcW w:type="dxa" w:w="3120"/>
+          </w:tcPr>
+          <w:p>
+            <w:r>
+              <w:rPr>
+                <w:rFonts w:ascii="Calibri" w:hAnsi="Calibri"/>
+                <w:b w:val="0"/>
+                <w:i w:val="0"/>
+                <w:color w:val="0B2545"/>
+                <w:sz w:val="19"/>
+              </w:rPr>
+              <w:t>Unsupported package is rejected before Stripe call</w:t>
+            </w:r>
+          </w:p>
+        </w:tc>
+        <w:tc>
+          <w:tcPr>
+            <w:tcW w:type="dxa" w:w="3120"/>
+          </w:tcPr>
+          <w:p>
+            <w:r>
+              <w:rPr>
+                <w:rFonts w:ascii="Calibri" w:hAnsi="Calibri"/>
+                <w:b w:val="0"/>
+                <w:i w:val="0"/>
+                <w:color w:val="0B2545"/>
+                <w:sz w:val="19"/>
+              </w:rPr>
+              <w:t>PASS</w:t>
+            </w:r>
+          </w:p>
+        </w:tc>
+      </w:tr>
+      <w:tr>
+        <w:tc>
+          <w:tcPr>
+            <w:tcW w:type="dxa" w:w="3120"/>
+          </w:tcPr>
+          <w:p>
+            <w:r>
+              <w:rPr>
+                <w:rFonts w:ascii="Calibri" w:hAnsi="Calibri"/>
+                <w:b w:val="0"/>
+                <w:i w:val="0"/>
+                <w:color w:val="0B2545"/>
+                <w:sz w:val="19"/>
+              </w:rPr>
+              <w:t>Payments</w:t>
+            </w:r>
+          </w:p>
+        </w:tc>
+        <w:tc>
+          <w:tcPr>
+            <w:tcW w:type="dxa" w:w="3120"/>
+          </w:tcPr>
+          <w:p>
+            <w:r>
+              <w:rPr>
+                <w:rFonts w:ascii="Calibri" w:hAnsi="Calibri"/>
+                <w:b w:val="0"/>
+                <w:i w:val="0"/>
+                <w:color w:val="0B2545"/>
+                <w:sz w:val="19"/>
+              </w:rPr>
+              <w:t>Valid checkout returns a session URL</w:t>
+            </w:r>
+          </w:p>
+        </w:tc>
+        <w:tc>
+          <w:tcPr>
+            <w:tcW w:type="dxa" w:w="3120"/>
+          </w:tcPr>
+          <w:p>
+            <w:r>
+              <w:rPr>
+                <w:rFonts w:ascii="Calibri" w:hAnsi="Calibri"/>
+                <w:b w:val="0"/>
+                <w:i w:val="0"/>
+                <w:color w:val="0B2545"/>
+                <w:sz w:val="19"/>
+              </w:rPr>
+              <w:t>PASS</w:t>
+            </w:r>
+          </w:p>
+        </w:tc>
+      </w:tr>
+      <w:tr>
+        <w:tc>
+          <w:tcPr>
+            <w:tcW w:type="dxa" w:w="3120"/>
+          </w:tcPr>
+          <w:p>
+            <w:r>
+              <w:rPr>
+                <w:rFonts w:ascii="Calibri" w:hAnsi="Calibri"/>
+                <w:b w:val="0"/>
+                <w:i w:val="0"/>
+                <w:color w:val="0B2545"/>
+                <w:sz w:val="19"/>
+              </w:rPr>
+              <w:t>Payments</w:t>
+            </w:r>
+          </w:p>
+        </w:tc>
+        <w:tc>
+          <w:tcPr>
+            <w:tcW w:type="dxa" w:w="3120"/>
+          </w:tcPr>
+          <w:p>
+            <w:r>
+              <w:rPr>
+                <w:rFonts w:ascii="Calibri" w:hAnsi="Calibri"/>
+                <w:b w:val="0"/>
+                <w:i w:val="0"/>
+                <w:color w:val="0B2545"/>
+                <w:sz w:val="19"/>
+              </w:rPr>
+              <w:t>Package endpoint uses the configured USD price</w:t>
+            </w:r>
+          </w:p>
+        </w:tc>
+        <w:tc>
+          <w:tcPr>
+            <w:tcW w:type="dxa" w:w="3120"/>
+          </w:tcPr>
+          <w:p>
+            <w:r>
+              <w:rPr>
+                <w:rFonts w:ascii="Calibri" w:hAnsi="Calibri"/>
+                <w:b w:val="0"/>
+                <w:i w:val="0"/>
+                <w:color w:val="0B2545"/>
+                <w:sz w:val="19"/>
+              </w:rPr>
+              <w:t>PASS</w:t>
+            </w:r>
+          </w:p>
+        </w:tc>
+      </w:tr>
+      <w:tr>
+        <w:tc>
+          <w:tcPr>
+            <w:tcW w:type="dxa" w:w="3120"/>
+          </w:tcPr>
+          <w:p>
+            <w:r>
+              <w:rPr>
+                <w:rFonts w:ascii="Calibri" w:hAnsi="Calibri"/>
+                <w:b w:val="0"/>
+                <w:i w:val="0"/>
+                <w:color w:val="0B2545"/>
+                <w:sz w:val="19"/>
+              </w:rPr>
+              <w:t>Profile</w:t>
+            </w:r>
+          </w:p>
+        </w:tc>
+        <w:tc>
+          <w:tcPr>
+            <w:tcW w:type="dxa" w:w="3120"/>
+          </w:tcPr>
+          <w:p>
+            <w:r>
+              <w:rPr>
+                <w:rFonts w:ascii="Calibri" w:hAnsi="Calibri"/>
+                <w:b w:val="0"/>
+                <w:i w:val="0"/>
+                <w:color w:val="0B2545"/>
+                <w:sz w:val="19"/>
+              </w:rPr>
+              <w:t>Profile PATCH cannot change email or entitlement</w:t>
+            </w:r>
+          </w:p>
+        </w:tc>
+        <w:tc>
+          <w:tcPr>
+            <w:tcW w:type="dxa" w:w="3120"/>
+          </w:tcPr>
+          <w:p>
+            <w:r>
+              <w:rPr>
+                <w:rFonts w:ascii="Calibri" w:hAnsi="Calibri"/>
+                <w:b w:val="0"/>
+                <w:i w:val="0"/>
+                <w:color w:val="0B2545"/>
+                <w:sz w:val="19"/>
+              </w:rPr>
+              <w:t>PASS</w:t>
+            </w:r>
+          </w:p>
+        </w:tc>
+      </w:tr>
+      <w:tr>
+        <w:tc>
+          <w:tcPr>
+            <w:tcW w:type="dxa" w:w="3120"/>
+          </w:tcPr>
+          <w:p>
+            <w:r>
+              <w:rPr>
+                <w:rFonts w:ascii="Calibri" w:hAnsi="Calibri"/>
+                <w:b w:val="0"/>
+                <w:i w:val="0"/>
+                <w:color w:val="0B2545"/>
+                <w:sz w:val="19"/>
+              </w:rPr>
+              <w:t>Sign-up</w:t>
+            </w:r>
+          </w:p>
+        </w:tc>
+        <w:tc>
+          <w:tcPr>
+            <w:tcW w:type="dxa" w:w="3120"/>
+          </w:tcPr>
+          <w:p>
+            <w:r>
+              <w:rPr>
+                <w:rFonts w:ascii="Calibri" w:hAnsi="Calibri"/>
+                <w:b w:val="0"/>
+                <w:i w:val="0"/>
+                <w:color w:val="0B2545"/>
+                <w:sz w:val="19"/>
+              </w:rPr>
+              <w:t>Optional phone number is persisted</w:t>
+            </w:r>
+          </w:p>
+        </w:tc>
+        <w:tc>
+          <w:tcPr>
+            <w:tcW w:type="dxa" w:w="3120"/>
+          </w:tcPr>
+          <w:p>
+            <w:r>
+              <w:rPr>
+                <w:rFonts w:ascii="Calibri" w:hAnsi="Calibri"/>
+                <w:b w:val="0"/>
+                <w:i w:val="0"/>
+                <w:color w:val="0B2545"/>
+                <w:sz w:val="19"/>
+              </w:rPr>
+              <w:t>PASS</w:t>
+            </w:r>
+          </w:p>
+        </w:tc>
+      </w:tr>
+      <w:tr>
+        <w:tc>
+          <w:tcPr>
+            <w:tcW w:type="dxa" w:w="3120"/>
+          </w:tcPr>
+          <w:p>
+            <w:r>
+              <w:rPr>
+                <w:rFonts w:ascii="Calibri" w:hAnsi="Calibri"/>
+                <w:b w:val="0"/>
+                <w:i w:val="0"/>
+                <w:color w:val="0B2545"/>
+                <w:sz w:val="19"/>
+              </w:rPr>
+              <w:t>Sign-up</w:t>
+            </w:r>
+          </w:p>
+        </w:tc>
+        <w:tc>
+          <w:tcPr>
+            <w:tcW w:type="dxa" w:w="3120"/>
+          </w:tcPr>
+          <w:p>
+            <w:r>
+              <w:rPr>
+                <w:rFonts w:ascii="Calibri" w:hAnsi="Calibri"/>
+                <w:b w:val="0"/>
+                <w:i w:val="0"/>
+                <w:color w:val="0B2545"/>
+                <w:sz w:val="19"/>
+              </w:rPr>
+              <w:t>Malformed email is rejected</w:t>
+            </w:r>
+          </w:p>
+        </w:tc>
+        <w:tc>
+          <w:tcPr>
+            <w:tcW w:type="dxa" w:w="3120"/>
+          </w:tcPr>
+          <w:p>
+            <w:r>
+              <w:rPr>
+                <w:rFonts w:ascii="Calibri" w:hAnsi="Calibri"/>
+                <w:b w:val="0"/>
+                <w:i w:val="0"/>
+                <w:color w:val="0B2545"/>
+                <w:sz w:val="19"/>
+              </w:rPr>
+              <w:t>PASS</w:t>
+            </w:r>
+          </w:p>
+        </w:tc>
+      </w:tr>
+      <w:tr>
+        <w:tc>
+          <w:tcPr>
+            <w:tcW w:type="dxa" w:w="3120"/>
+          </w:tcPr>
+          <w:p>
+            <w:r>
+              <w:rPr>
+                <w:rFonts w:ascii="Calibri" w:hAnsi="Calibri"/>
+                <w:b w:val="0"/>
+                <w:i w:val="0"/>
+                <w:color w:val="0B2545"/>
+                <w:sz w:val="19"/>
+              </w:rPr>
+              <w:t>Sign-up</w:t>
+            </w:r>
+          </w:p>
+        </w:tc>
+        <w:tc>
+          <w:tcPr>
+            <w:tcW w:type="dxa" w:w="3120"/>
+          </w:tcPr>
+          <w:p>
+            <w:r>
+              <w:rPr>
+                <w:rFonts w:ascii="Calibri" w:hAnsi="Calibri"/>
+                <w:b w:val="0"/>
+                <w:i w:val="0"/>
+                <w:color w:val="0B2545"/>
+                <w:sz w:val="19"/>
+              </w:rPr>
+              <w:t>Oversized phone number is rejected</w:t>
+            </w:r>
+          </w:p>
+        </w:tc>
+        <w:tc>
+          <w:tcPr>
+            <w:tcW w:type="dxa" w:w="3120"/>
+          </w:tcPr>
+          <w:p>
+            <w:r>
+              <w:rPr>
+                <w:rFonts w:ascii="Calibri" w:hAnsi="Calibri"/>
+                <w:b w:val="0"/>
+                <w:i w:val="0"/>
+                <w:color w:val="0B2545"/>
+                <w:sz w:val="19"/>
+              </w:rPr>
+              <w:t>PASS</w:t>
+            </w:r>
+          </w:p>
+        </w:tc>
+      </w:tr>
+      <w:tr>
+        <w:tc>
+          <w:tcPr>
+            <w:tcW w:type="dxa" w:w="3120"/>
+          </w:tcPr>
+          <w:p>
+            <w:r>
+              <w:rPr>
+                <w:rFonts w:ascii="Calibri" w:hAnsi="Calibri"/>
+                <w:b w:val="0"/>
+                <w:i w:val="0"/>
+                <w:color w:val="0B2545"/>
+                <w:sz w:val="19"/>
+              </w:rPr>
+              <w:t>Tokens</w:t>
+            </w:r>
+          </w:p>
+        </w:tc>
+        <w:tc>
+          <w:tcPr>
+            <w:tcW w:type="dxa" w:w="3120"/>
+          </w:tcPr>
+          <w:p>
+            <w:r>
+              <w:rPr>
+                <w:rFonts w:ascii="Calibri" w:hAnsi="Calibri"/>
+                <w:b w:val="0"/>
+                <w:i w:val="0"/>
+                <w:color w:val="0B2545"/>
+                <w:sz w:val="19"/>
+              </w:rPr>
+              <w:t>Login plus valid refresh-token path succeeds</w:t>
+            </w:r>
+          </w:p>
+        </w:tc>
+        <w:tc>
+          <w:tcPr>
+            <w:tcW w:type="dxa" w:w="3120"/>
+          </w:tcPr>
+          <w:p>
+            <w:r>
+              <w:rPr>
+                <w:rFonts w:ascii="Calibri" w:hAnsi="Calibri"/>
+                <w:b w:val="0"/>
+                <w:i w:val="0"/>
+                <w:color w:val="0B2545"/>
+                <w:sz w:val="19"/>
+              </w:rPr>
+              <w:t>PASS</w:t>
+            </w:r>
+          </w:p>
+        </w:tc>
+      </w:tr>
+      <w:tr>
+        <w:tc>
+          <w:tcPr>
+            <w:tcW w:type="dxa" w:w="3120"/>
+          </w:tcPr>
+          <w:p>
+            <w:r>
+              <w:rPr>
+                <w:rFonts w:ascii="Calibri" w:hAnsi="Calibri"/>
+                <w:b w:val="0"/>
+                <w:i w:val="0"/>
+                <w:color w:val="0B2545"/>
+                <w:sz w:val="19"/>
+              </w:rPr>
+              <w:t>Tokens</w:t>
+            </w:r>
+          </w:p>
+        </w:tc>
+        <w:tc>
+          <w:tcPr>
+            <w:tcW w:type="dxa" w:w="3120"/>
+          </w:tcPr>
+          <w:p>
+            <w:r>
+              <w:rPr>
+                <w:rFonts w:ascii="Calibri" w:hAnsi="Calibri"/>
+                <w:b w:val="0"/>
+                <w:i w:val="0"/>
+                <w:color w:val="0B2545"/>
+                <w:sz w:val="19"/>
+              </w:rPr>
+              <w:t>Access token and expired refresh token are rejected</w:t>
+            </w:r>
+          </w:p>
+        </w:tc>
+        <w:tc>
+          <w:tcPr>
+            <w:tcW w:type="dxa" w:w="3120"/>
+          </w:tcPr>
+          <w:p>
+            <w:r>
+              <w:rPr>
+                <w:rFonts w:ascii="Calibri" w:hAnsi="Calibri"/>
+                <w:b w:val="0"/>
+                <w:i w:val="0"/>
+                <w:color w:val="0B2545"/>
+                <w:sz w:val="19"/>
+              </w:rPr>
+              <w:t>PASS</w:t>
+            </w:r>
+          </w:p>
+        </w:tc>
+      </w:tr>
+      <w:tr>
+        <w:tc>
+          <w:tcPr>
+            <w:tcW w:type="dxa" w:w="3120"/>
+          </w:tcPr>
+          <w:p>
+            <w:r>
+              <w:rPr>
+                <w:rFonts w:ascii="Calibri" w:hAnsi="Calibri"/>
+                <w:b w:val="0"/>
+                <w:i w:val="0"/>
+                <w:color w:val="0B2545"/>
+                <w:sz w:val="19"/>
+              </w:rPr>
+              <w:t>Questions</w:t>
+            </w:r>
+          </w:p>
+        </w:tc>
+        <w:tc>
+          <w:tcPr>
+            <w:tcW w:type="dxa" w:w="3120"/>
+          </w:tcPr>
+          <w:p>
+            <w:r>
+              <w:rPr>
+                <w:rFonts w:ascii="Calibri" w:hAnsi="Calibri"/>
+                <w:b w:val="0"/>
+                <w:i w:val="0"/>
+                <w:color w:val="0B2545"/>
+                <w:sz w:val="19"/>
+              </w:rPr>
+              <w:t>Missing reorder ID is rejected without partial change</w:t>
+            </w:r>
+          </w:p>
+        </w:tc>
+        <w:tc>
+          <w:tcPr>
+            <w:tcW w:type="dxa" w:w="3120"/>
+          </w:tcPr>
+          <w:p>
+            <w:r>
+              <w:rPr>
+                <w:rFonts w:ascii="Calibri" w:hAnsi="Calibri"/>
+                <w:b w:val="0"/>
+                <w:i w:val="0"/>
+                <w:color w:val="0B2545"/>
+                <w:sz w:val="19"/>
+              </w:rPr>
+              <w:t>PASS</w:t>
+            </w:r>
+          </w:p>
+        </w:tc>
+      </w:tr>
+      <w:tr>
+        <w:tc>
+          <w:tcPr>
+            <w:tcW w:type="dxa" w:w="3120"/>
+          </w:tcPr>
+          <w:p>
+            <w:r>
+              <w:rPr>
+                <w:rFonts w:ascii="Calibri" w:hAnsi="Calibri"/>
+                <w:b w:val="0"/>
+                <w:i w:val="0"/>
+                <w:color w:val="0B2545"/>
+                <w:sz w:val="19"/>
+              </w:rPr>
+              <w:t>Questions</w:t>
+            </w:r>
+          </w:p>
+        </w:tc>
+        <w:tc>
+          <w:tcPr>
+            <w:tcW w:type="dxa" w:w="3120"/>
+          </w:tcPr>
+          <w:p>
+            <w:r>
+              <w:rPr>
+                <w:rFonts w:ascii="Calibri" w:hAnsi="Calibri"/>
+                <w:b w:val="0"/>
+                <w:i w:val="0"/>
+                <w:color w:val="0B2545"/>
+                <w:sz w:val="19"/>
+              </w:rPr>
+              <w:t>Reorder is atomic and writes an audit record</w:t>
+            </w:r>
+          </w:p>
+        </w:tc>
+        <w:tc>
+          <w:tcPr>
+            <w:tcW w:type="dxa" w:w="3120"/>
+          </w:tcPr>
+          <w:p>
+            <w:r>
+              <w:rPr>
+                <w:rFonts w:ascii="Calibri" w:hAnsi="Calibri"/>
+                <w:b w:val="0"/>
+                <w:i w:val="0"/>
+                <w:color w:val="0B2545"/>
+                <w:sz w:val="19"/>
+              </w:rPr>
+              <w:t>PASS</w:t>
+            </w:r>
+          </w:p>
+        </w:tc>
+      </w:tr>
+      <w:tr>
+        <w:tc>
+          <w:tcPr>
+            <w:tcW w:type="dxa" w:w="3120"/>
+          </w:tcPr>
+          <w:p>
+            <w:r>
+              <w:rPr>
+                <w:rFonts w:ascii="Calibri" w:hAnsi="Calibri"/>
+                <w:b w:val="0"/>
+                <w:i w:val="0"/>
+                <w:color w:val="0B2545"/>
+                <w:sz w:val="19"/>
+              </w:rPr>
+              <w:t>Questions</w:t>
+            </w:r>
+          </w:p>
+        </w:tc>
+        <w:tc>
+          <w:tcPr>
+            <w:tcW w:type="dxa" w:w="3120"/>
+          </w:tcPr>
+          <w:p>
+            <w:r>
+              <w:rPr>
+                <w:rFonts w:ascii="Calibri" w:hAnsi="Calibri"/>
+                <w:b w:val="0"/>
+                <w:i w:val="0"/>
+                <w:color w:val="0B2545"/>
+                <w:sz w:val="19"/>
+              </w:rPr>
+              <w:t>Bulk update requires real boolean and known IDs</w:t>
+            </w:r>
+          </w:p>
+        </w:tc>
+        <w:tc>
+          <w:tcPr>
+            <w:tcW w:type="dxa" w:w="3120"/>
+          </w:tcPr>
+          <w:p>
+            <w:r>
+              <w:rPr>
+                <w:rFonts w:ascii="Calibri" w:hAnsi="Calibri"/>
+                <w:b w:val="0"/>
+                <w:i w:val="0"/>
+                <w:color w:val="0B2545"/>
+                <w:sz w:val="19"/>
+              </w:rPr>
+              <w:t>PASS</w:t>
+            </w:r>
+          </w:p>
+        </w:tc>
+      </w:tr>
+      <w:tr>
+        <w:tc>
+          <w:tcPr>
+            <w:tcW w:type="dxa" w:w="3120"/>
+          </w:tcPr>
+          <w:p>
+            <w:r>
+              <w:rPr>
+                <w:rFonts w:ascii="Calibri" w:hAnsi="Calibri"/>
+                <w:b w:val="0"/>
+                <w:i w:val="0"/>
+                <w:color w:val="0B2545"/>
+                <w:sz w:val="19"/>
+              </w:rPr>
+              <w:t>Questions</w:t>
+            </w:r>
+          </w:p>
+        </w:tc>
+        <w:tc>
+          <w:tcPr>
+            <w:tcW w:type="dxa" w:w="3120"/>
+          </w:tcPr>
+          <w:p>
+            <w:r>
+              <w:rPr>
+                <w:rFonts w:ascii="Calibri" w:hAnsi="Calibri"/>
+                <w:b w:val="0"/>
+                <w:i w:val="0"/>
+                <w:color w:val="0B2545"/>
+                <w:sz w:val="19"/>
+              </w:rPr>
+              <w:t>Create, update, and delete each write audit records</w:t>
+            </w:r>
+          </w:p>
+        </w:tc>
+        <w:tc>
+          <w:tcPr>
+            <w:tcW w:type="dxa" w:w="3120"/>
+          </w:tcPr>
+          <w:p>
+            <w:r>
+              <w:rPr>
+                <w:rFonts w:ascii="Calibri" w:hAnsi="Calibri"/>
+                <w:b w:val="0"/>
+                <w:i w:val="0"/>
+                <w:color w:val="0B2545"/>
+                <w:sz w:val="19"/>
+              </w:rPr>
+              <w:t>PASS</w:t>
+            </w:r>
+          </w:p>
+        </w:tc>
+      </w:tr>
+    </w:tbl>
+    <w:p>
+      <w:pPr>
+        <w:spacing w:after="20"/>
+      </w:pPr>
+    </w:p>
+    <w:p>
+      <w:pPr>
+        <w:spacing w:before="240" w:after="120"/>
+      </w:pPr>
+      <w:r>
+        <w:rPr>
+          <w:rFonts w:ascii="Calibri" w:hAnsi="Calibri"/>
+          <w:b/>
+          <w:i w:val="0"/>
+          <w:color w:val="2E74B5"/>
+          <w:sz w:val="26"/>
+        </w:rPr>
+        <w:t>4.3 Production environment and integration checks</w:t>
       </w:r>
     </w:p>
     <w:tbl>
@@ -1870,7 +4922,7 @@
           <w:color w:val="2E74B5"/>
           <w:sz w:val="32"/>
         </w:rPr>
-        <w:t>4. Deployment procedure</w:t>
+        <w:t>5. Production deployment procedure</w:t>
       </w:r>
     </w:p>
     <w:p>
@@ -1930,7 +4982,7 @@
           <w:color w:val="2E74B5"/>
           <w:sz w:val="32"/>
         </w:rPr>
-        <w:t>5. Remaining operational notes</w:t>
+        <w:t>6. Operational notes and final status</w:t>
       </w:r>
     </w:p>
     <w:tbl>
@@ -2132,7 +5184,7 @@
                 <w:color w:val="0B2545"/>
                 <w:sz w:val="19"/>
               </w:rPr>
-              <w:t>The refund workflow is covered by unit tests. Do not issue a real refund solely for QA unless there is an appropriate test payment to reverse.</w:t>
+              <w:t>The refund path was checked with test payment data. Do not issue a real refund solely for QA unless there is an appropriate test payment to reverse.</w:t>
             </w:r>
           </w:p>
         </w:tc>
@@ -2151,7 +5203,7 @@
                 <w:color w:val="0B2545"/>
                 <w:sz w:val="19"/>
               </w:rPr>
-              <w:t>Manual QA workbook</w:t>
+              <w:t>QA workbook</w:t>
             </w:r>
           </w:p>
         </w:tc>
@@ -2168,7 +5220,7 @@
                 <w:color w:val="0B2545"/>
                 <w:sz w:val="19"/>
               </w:rPr>
-              <w:t>SOURCE UNAVAILABLE</w:t>
+              <w:t>RECONCILED</w:t>
             </w:r>
           </w:p>
         </w:tc>
@@ -2185,7 +5237,7 @@
                 <w:color w:val="0B2545"/>
                 <w:sz w:val="19"/>
               </w:rPr>
-              <w:t>The temporary WhatsApp copy was removed by macOS. Reattach it if you want the original workbook’s formulas and case statuses reconciled.</w:t>
+              <w:t>The reattached workbook was used to record the 538-case original outcome and every non-passing case group in this report.</w:t>
             </w:r>
           </w:p>
         </w:tc>
@@ -2261,7 +5313,7 @@
           <w:color w:val="2E74B5"/>
           <w:sz w:val="32"/>
         </w:rPr>
-        <w:t>6. Acceptance conclusion</w:t>
+        <w:t>7. Acceptance conclusion</w:t>
       </w:r>
     </w:p>
     <w:p>
@@ -2276,7 +5328,7 @@
           <w:color w:val="0B2545"/>
           <w:sz w:val="22"/>
         </w:rPr>
-        <w:t>The reported implementation defects that were reproducible in the application have been remediated and re-tested. The production environment is serving the final build over HTTPS, the administrator console is navigable, the payment webhook is persistent in Stripe test mode, and the final automated and live regression checks passed.</w:t>
+        <w:t>The original failed, blocked, skipped, and contradictory payment results were reviewed. The reproducible defects were corrected and successfully retested. The production environment is serving the final build over HTTPS, the administrator console is navigable, the payment webhook is persistent in Stripe test mode, and the recorded post-fix checks passed.</w:t>
       </w:r>
     </w:p>
     <w:tbl>
@@ -2385,7 +5437,7 @@
         <w:color w:val="5B6573"/>
         <w:sz w:val="17"/>
       </w:rPr>
-      <w:t>VOICEVAULT | FINAL REMEDIATION &amp; TEST REPORT</w:t>
+      <w:t>VOICEVAULT | QA FAILURE REMEDIATION &amp; RETEST REPORT</w:t>
     </w:r>
   </w:p>
 </w:hdr>
